--- a/CalendarioAgo26/Ejercicios/E2_RuteoEstatico/v1/Ejercicio2_RuteoEstatico.docx
+++ b/CalendarioAgo26/Ejercicios/E2_RuteoEstatico/v1/Ejercicio2_RuteoEstatico.docx
@@ -1,6 +1,6 @@
 
 <file path=word/document.xml><?xml version="1.0" encoding="utf-8"?>
-<w:document xmlns:wpc="http://schemas.microsoft.com/office/word/2010/wordprocessingCanvas" xmlns:cx="http://schemas.microsoft.com/office/drawing/2014/chartex" xmlns:cx1="http://schemas.microsoft.com/office/drawing/2015/9/8/chartex" xmlns:cx2="http://schemas.microsoft.com/office/drawing/2015/10/21/chartex" xmlns:cx3="http://schemas.microsoft.com/office/drawing/2016/5/9/chartex" xmlns:cx4="http://schemas.microsoft.com/office/drawing/2016/5/10/chartex" xmlns:cx5="http://schemas.microsoft.com/office/drawing/2016/5/11/chartex" xmlns:cx6="http://schemas.microsoft.com/office/drawing/2016/5/12/chartex" xmlns:cx7="http://schemas.microsoft.com/office/drawing/2016/5/13/chartex" xmlns:cx8="http://schemas.microsoft.com/office/drawing/2016/5/14/chartex" xmlns:mc="http://schemas.openxmlformats.org/markup-compatibility/2006" xmlns:aink="http://schemas.microsoft.com/office/drawing/2016/ink" xmlns:am3d="http://schemas.microsoft.com/office/drawing/2017/model3d" xmlns:o="urn:schemas-microsoft-com:office:office" xmlns:oel="http://schemas.microsoft.com/office/2019/extlst" xmlns:r="http://schemas.openxmlformats.org/officeDocument/2006/relationships" xmlns:m="http://schemas.openxmlformats.org/officeDocument/2006/math" xmlns:v="urn:schemas-microsoft-com:vml" xmlns:wp14="http://schemas.microsoft.com/office/word/2010/wordprocessingDrawing" xmlns:wp="http://schemas.openxmlformats.org/drawingml/2006/wordprocessingDrawing" xmlns:w10="urn:schemas-microsoft-com:office:word" xmlns:w="http://schemas.openxmlformats.org/wordprocessingml/2006/main" xmlns:w14="http://schemas.microsoft.com/office/word/2010/wordml" xmlns:w15="http://schemas.microsoft.com/office/word/2012/wordml" xmlns:w16cex="http://schemas.microsoft.com/office/word/2018/wordml/cex" xmlns:w16cid="http://schemas.microsoft.com/office/word/2016/wordml/cid" xmlns:w16="http://schemas.microsoft.com/office/word/2018/wordml" xmlns:w16du="http://schemas.microsoft.com/office/word/2023/wordml/word16du" xmlns:w16sdtdh="http://schemas.microsoft.com/office/word/2020/wordml/sdtdatahash" xmlns:w16sdtfl="http://schemas.microsoft.com/office/word/2024/wordml/sdtformatlock" xmlns:w16se="http://schemas.microsoft.com/office/word/2015/wordml/symex" xmlns:wpg="http://schemas.microsoft.com/office/word/2010/wordprocessingGroup" xmlns:wpi="http://schemas.microsoft.com/office/word/2010/wordprocessingInk" xmlns:wne="http://schemas.microsoft.com/office/word/2006/wordml" xmlns:wps="http://schemas.microsoft.com/office/word/2010/wordprocessingShape" mc:Ignorable="w14 w15 w16se w16cid w16 w16cex w16sdtdh w16sdtfl w16du wp14">
+<w:document xmlns:wpc="http://schemas.microsoft.com/office/word/2010/wordprocessingCanvas" xmlns:cx="http://schemas.microsoft.com/office/drawing/2014/chartex" xmlns:cx1="http://schemas.microsoft.com/office/drawing/2015/9/8/chartex" xmlns:cx2="http://schemas.microsoft.com/office/drawing/2015/10/21/chartex" xmlns:cx3="http://schemas.microsoft.com/office/drawing/2016/5/9/chartex" xmlns:cx4="http://schemas.microsoft.com/office/drawing/2016/5/10/chartex" xmlns:cx5="http://schemas.microsoft.com/office/drawing/2016/5/11/chartex" xmlns:cx6="http://schemas.microsoft.com/office/drawing/2016/5/12/chartex" xmlns:cx7="http://schemas.microsoft.com/office/drawing/2016/5/13/chartex" xmlns:cx8="http://schemas.microsoft.com/office/drawing/2016/5/14/chartex" xmlns:mc="http://schemas.openxmlformats.org/markup-compatibility/2006" xmlns:aink="http://schemas.microsoft.com/office/drawing/2016/ink" xmlns:am3d="http://schemas.microsoft.com/office/drawing/2017/model3d" xmlns:o="urn:schemas-microsoft-com:office:office" xmlns:oel="http://schemas.microsoft.com/office/2019/extlst" xmlns:r="http://schemas.openxmlformats.org/officeDocument/2006/relationships" xmlns:m="http://schemas.openxmlformats.org/officeDocument/2006/math" xmlns:v="urn:schemas-microsoft-com:vml" xmlns:wp14="http://schemas.microsoft.com/office/word/2010/wordprocessingDrawing" xmlns:wp="http://schemas.openxmlformats.org/drawingml/2006/wordprocessingDrawing" xmlns:w10="urn:schemas-microsoft-com:office:word" xmlns:w="http://schemas.openxmlformats.org/wordprocessingml/2006/main" xmlns:w14="http://schemas.microsoft.com/office/word/2010/wordml" xmlns:w15="http://schemas.microsoft.com/office/word/2012/wordml" xmlns:w16cei="http://schemas.microsoft.com/office/word/2026/wordml/cei" xmlns:w16cex="http://schemas.microsoft.com/office/word/2018/wordml/cex" xmlns:w16cid="http://schemas.microsoft.com/office/word/2016/wordml/cid" xmlns:w16="http://schemas.microsoft.com/office/word/2018/wordml" xmlns:w16du="http://schemas.microsoft.com/office/word/2023/wordml/word16du" xmlns:w16sdtdh="http://schemas.microsoft.com/office/word/2020/wordml/sdtdatahash" xmlns:w16sdtfl="http://schemas.microsoft.com/office/word/2024/wordml/sdtformatlock" xmlns:w16se="http://schemas.microsoft.com/office/word/2015/wordml/symex" xmlns:wpg="http://schemas.microsoft.com/office/word/2010/wordprocessingGroup" xmlns:wpi="http://schemas.microsoft.com/office/word/2010/wordprocessingInk" xmlns:wne="http://schemas.microsoft.com/office/word/2006/wordml" xmlns:wps="http://schemas.microsoft.com/office/word/2010/wordprocessingShape" mc:Ignorable="w14 w15 w16se w16cid w16 w16cex w16sdtdh w16sdtfl w16du wp14">
   <w:body>
     <w:p>
       <w:pPr>
@@ -172,7 +172,7 @@
                                     </pic:cNvPicPr>
                                   </pic:nvPicPr>
                                   <pic:blipFill>
-                                    <a:blip r:embed="rId5">
+                                    <a:blip r:embed="rId6">
                                       <a:extLst>
                                         <a:ext uri="{28A0092B-C50C-407E-A947-70E740481C1C}">
                                           <a14:useLocalDpi xmlns:a14="http://schemas.microsoft.com/office/drawing/2010/main" val="0"/>
@@ -278,7 +278,7 @@
     </w:p>
     <w:p>
       <w:pPr>
-        <w:pStyle w:val="Heading4"/>
+        <w:pStyle w:val="Ttulo4"/>
         <w:shd w:val="clear" w:color="auto" w:fill="FFFFFF"/>
         <w:spacing w:before="0" w:line="300" w:lineRule="exact"/>
         <w:jc w:val="both"/>
@@ -394,27 +394,7 @@
           <w:iCs w:val="0"/>
           <w:color w:val="auto"/>
         </w:rPr>
-        <w:t xml:space="preserve"> </w:t>
-      </w:r>
-      <w:proofErr w:type="spellStart"/>
-      <w:r>
-        <w:rPr>
-          <w:rFonts w:ascii="Arial" w:eastAsia="Times New Roman" w:hAnsi="Arial" w:cs="Arial"/>
-          <w:i w:val="0"/>
-          <w:iCs w:val="0"/>
-          <w:color w:val="auto"/>
-        </w:rPr>
-        <w:t>Tracer</w:t>
-      </w:r>
-      <w:proofErr w:type="spellEnd"/>
-      <w:r>
-        <w:rPr>
-          <w:rFonts w:ascii="Arial" w:eastAsia="Times New Roman" w:hAnsi="Arial" w:cs="Arial"/>
-          <w:i w:val="0"/>
-          <w:iCs w:val="0"/>
-          <w:color w:val="auto"/>
-        </w:rPr>
-        <w:t>.</w:t>
+        <w:t xml:space="preserve"> Tracer.</w:t>
       </w:r>
     </w:p>
     <w:p>
@@ -552,7 +532,7 @@
     </w:p>
     <w:p>
       <w:pPr>
-        <w:pStyle w:val="Heading4"/>
+        <w:pStyle w:val="Ttulo4"/>
         <w:shd w:val="clear" w:color="auto" w:fill="FFFFFF"/>
         <w:spacing w:before="90" w:after="90"/>
         <w:rPr>
@@ -633,7 +613,7 @@
                                           <pic:cNvPicPr/>
                                         </pic:nvPicPr>
                                         <pic:blipFill>
-                                          <a:blip r:embed="rId6"/>
+                                          <a:blip r:embed="rId7"/>
                                           <a:stretch>
                                             <a:fillRect/>
                                           </a:stretch>
@@ -697,7 +677,7 @@
                                     <pic:cNvPicPr/>
                                   </pic:nvPicPr>
                                   <pic:blipFill>
-                                    <a:blip r:embed="rId6"/>
+                                    <a:blip r:embed="rId8"/>
                                     <a:stretch>
                                       <a:fillRect/>
                                     </a:stretch>
@@ -858,7 +838,7 @@
         </w:rPr>
         <w:t xml:space="preserve">: </w:t>
       </w:r>
-      <w:hyperlink r:id="rId7" w:tooltip="Ejer01-RutasEstaticas.pkt" w:history="1">
+      <w:hyperlink r:id="rId9" w:tooltip="Ejer01-RutasEstaticas.pkt" w:history="1">
         <w:r>
           <w:rPr>
             <w:rFonts w:ascii="Arial" w:hAnsi="Arial" w:cs="Arial"/>
@@ -1947,6 +1927,8 @@
         <w:tc>
           <w:tcPr>
             <w:tcW w:w="1355" w:type="dxa"/>
+            <w:vMerge w:val="restart"/>
+            <w:vAlign w:val="center"/>
           </w:tcPr>
           <w:p>
             <w:pPr>
@@ -2081,18 +2063,7 @@
                 <w:sz w:val="20"/>
                 <w:szCs w:val="20"/>
               </w:rPr>
-              <w:t>255.255.255.</w:t>
-            </w:r>
-            <w:r>
-              <w:rPr>
-                <w:rFonts w:ascii="Arial" w:eastAsia="Arial" w:hAnsi="Arial" w:cs="Arial"/>
-                <w:b/>
-                <w:bCs/>
-                <w:color w:val="0D0D0D" w:themeColor="text1" w:themeTint="F2"/>
-                <w:sz w:val="20"/>
-                <w:szCs w:val="20"/>
-              </w:rPr>
-              <w:t>0</w:t>
+              <w:t>255.255.255.0</w:t>
             </w:r>
           </w:p>
         </w:tc>
@@ -2137,6 +2108,7 @@
         <w:tc>
           <w:tcPr>
             <w:tcW w:w="1355" w:type="dxa"/>
+            <w:vMerge/>
           </w:tcPr>
           <w:p>
             <w:pPr>
@@ -2313,6 +2285,8 @@
         <w:tc>
           <w:tcPr>
             <w:tcW w:w="1355" w:type="dxa"/>
+            <w:vMerge w:val="restart"/>
+            <w:vAlign w:val="center"/>
           </w:tcPr>
           <w:p>
             <w:pPr>
@@ -2458,6 +2432,1196 @@
               </w:rPr>
               <w:t>24</w:t>
             </w:r>
+          </w:p>
+        </w:tc>
+        <w:tc>
+          <w:tcPr>
+            <w:tcW w:w="1783" w:type="dxa"/>
+            <w:shd w:val="clear" w:color="auto" w:fill="F2F2F2" w:themeFill="background1" w:themeFillShade="F2"/>
+          </w:tcPr>
+          <w:p>
+            <w:pPr>
+              <w:pStyle w:val="TableParagraph"/>
+              <w:spacing w:before="70"/>
+              <w:jc w:val="center"/>
+              <w:rPr>
+                <w:rFonts w:ascii="Arial" w:eastAsia="Arial" w:hAnsi="Arial" w:cs="Arial"/>
+                <w:b/>
+                <w:bCs/>
+                <w:sz w:val="20"/>
+                <w:szCs w:val="20"/>
+              </w:rPr>
+            </w:pPr>
+            <w:r>
+              <w:rPr>
+                <w:rFonts w:ascii="Arial" w:eastAsia="Arial" w:hAnsi="Arial" w:cs="Arial"/>
+                <w:b/>
+                <w:bCs/>
+                <w:sz w:val="20"/>
+                <w:szCs w:val="20"/>
+              </w:rPr>
+              <w:t>N/A</w:t>
+            </w:r>
+          </w:p>
+        </w:tc>
+      </w:tr>
+      <w:tr>
+        <w:trPr>
+          <w:trHeight w:hRule="exact" w:val="384"/>
+          <w:tblCellSpacing w:w="20" w:type="dxa"/>
+        </w:trPr>
+        <w:tc>
+          <w:tcPr>
+            <w:tcW w:w="1355" w:type="dxa"/>
+            <w:vMerge/>
+          </w:tcPr>
+          <w:p>
+            <w:pPr>
+              <w:pStyle w:val="TableParagraph"/>
+              <w:spacing w:before="70"/>
+              <w:jc w:val="center"/>
+              <w:rPr>
+                <w:rFonts w:ascii="Arial" w:eastAsia="Arial" w:hAnsi="Arial" w:cs="Arial"/>
+                <w:b/>
+                <w:bCs/>
+                <w:sz w:val="20"/>
+                <w:szCs w:val="20"/>
+              </w:rPr>
+            </w:pPr>
+          </w:p>
+        </w:tc>
+        <w:tc>
+          <w:tcPr>
+            <w:tcW w:w="1346" w:type="dxa"/>
+          </w:tcPr>
+          <w:p>
+            <w:pPr>
+              <w:pStyle w:val="TableParagraph"/>
+              <w:spacing w:before="70"/>
+              <w:jc w:val="center"/>
+              <w:rPr>
+                <w:rFonts w:ascii="Arial" w:eastAsia="Arial" w:hAnsi="Arial" w:cs="Arial"/>
+                <w:b/>
+                <w:bCs/>
+                <w:sz w:val="20"/>
+                <w:szCs w:val="20"/>
+              </w:rPr>
+            </w:pPr>
+            <w:r>
+              <w:rPr>
+                <w:rFonts w:ascii="Arial"/>
+                <w:b/>
+                <w:bCs/>
+                <w:spacing w:val="-1"/>
+                <w:sz w:val="20"/>
+              </w:rPr>
+              <w:t>S0/</w:t>
+            </w:r>
+            <w:r>
+              <w:rPr>
+                <w:rFonts w:ascii="Arial"/>
+                <w:b/>
+                <w:bCs/>
+                <w:spacing w:val="-1"/>
+                <w:sz w:val="20"/>
+              </w:rPr>
+              <w:t>1</w:t>
+            </w:r>
+            <w:r>
+              <w:rPr>
+                <w:rFonts w:ascii="Arial"/>
+                <w:b/>
+                <w:bCs/>
+                <w:spacing w:val="-1"/>
+                <w:sz w:val="20"/>
+              </w:rPr>
+              <w:t>/</w:t>
+            </w:r>
+            <w:r>
+              <w:rPr>
+                <w:rFonts w:ascii="Arial"/>
+                <w:b/>
+                <w:bCs/>
+                <w:spacing w:val="-1"/>
+                <w:sz w:val="20"/>
+              </w:rPr>
+              <w:t>0</w:t>
+            </w:r>
+          </w:p>
+        </w:tc>
+        <w:tc>
+          <w:tcPr>
+            <w:tcW w:w="3251" w:type="dxa"/>
+          </w:tcPr>
+          <w:p>
+            <w:pPr>
+              <w:pStyle w:val="TableParagraph"/>
+              <w:spacing w:before="70"/>
+              <w:jc w:val="center"/>
+              <w:rPr>
+                <w:rFonts w:ascii="Arial" w:eastAsia="Arial" w:hAnsi="Arial" w:cs="Arial"/>
+                <w:b/>
+                <w:bCs/>
+                <w:color w:val="FF0000"/>
+                <w:sz w:val="20"/>
+                <w:szCs w:val="20"/>
+              </w:rPr>
+            </w:pPr>
+          </w:p>
+        </w:tc>
+        <w:tc>
+          <w:tcPr>
+            <w:tcW w:w="2228" w:type="dxa"/>
+          </w:tcPr>
+          <w:p>
+            <w:pPr>
+              <w:pStyle w:val="TableParagraph"/>
+              <w:spacing w:before="70"/>
+              <w:jc w:val="center"/>
+              <w:rPr>
+                <w:rFonts w:ascii="Arial" w:eastAsia="Arial" w:hAnsi="Arial" w:cs="Arial"/>
+                <w:b/>
+                <w:bCs/>
+                <w:color w:val="FF0000"/>
+                <w:sz w:val="20"/>
+                <w:szCs w:val="20"/>
+              </w:rPr>
+            </w:pPr>
+          </w:p>
+        </w:tc>
+        <w:tc>
+          <w:tcPr>
+            <w:tcW w:w="1783" w:type="dxa"/>
+            <w:shd w:val="clear" w:color="auto" w:fill="F2F2F2" w:themeFill="background1" w:themeFillShade="F2"/>
+          </w:tcPr>
+          <w:p>
+            <w:pPr>
+              <w:pStyle w:val="TableParagraph"/>
+              <w:spacing w:before="70"/>
+              <w:jc w:val="center"/>
+              <w:rPr>
+                <w:rFonts w:ascii="Arial" w:eastAsia="Arial" w:hAnsi="Arial" w:cs="Arial"/>
+                <w:b/>
+                <w:bCs/>
+                <w:sz w:val="20"/>
+                <w:szCs w:val="20"/>
+              </w:rPr>
+            </w:pPr>
+            <w:r>
+              <w:rPr>
+                <w:rFonts w:ascii="Arial" w:eastAsia="Arial" w:hAnsi="Arial" w:cs="Arial"/>
+                <w:b/>
+                <w:bCs/>
+                <w:sz w:val="20"/>
+                <w:szCs w:val="20"/>
+              </w:rPr>
+              <w:t>N/A</w:t>
+            </w:r>
+          </w:p>
+        </w:tc>
+      </w:tr>
+      <w:tr>
+        <w:trPr>
+          <w:trHeight w:hRule="exact" w:val="384"/>
+          <w:tblCellSpacing w:w="20" w:type="dxa"/>
+        </w:trPr>
+        <w:tc>
+          <w:tcPr>
+            <w:tcW w:w="1355" w:type="dxa"/>
+            <w:vMerge/>
+          </w:tcPr>
+          <w:p>
+            <w:pPr>
+              <w:pStyle w:val="TableParagraph"/>
+              <w:spacing w:before="70"/>
+              <w:jc w:val="center"/>
+              <w:rPr>
+                <w:rFonts w:ascii="Arial"/>
+                <w:b/>
+                <w:bCs/>
+                <w:spacing w:val="-1"/>
+                <w:sz w:val="20"/>
+              </w:rPr>
+            </w:pPr>
+          </w:p>
+        </w:tc>
+        <w:tc>
+          <w:tcPr>
+            <w:tcW w:w="1346" w:type="dxa"/>
+          </w:tcPr>
+          <w:p>
+            <w:pPr>
+              <w:pStyle w:val="TableParagraph"/>
+              <w:spacing w:before="70"/>
+              <w:jc w:val="center"/>
+              <w:rPr>
+                <w:rFonts w:ascii="Arial"/>
+                <w:b/>
+                <w:bCs/>
+                <w:sz w:val="20"/>
+              </w:rPr>
+            </w:pPr>
+            <w:r>
+              <w:rPr>
+                <w:rFonts w:ascii="Arial"/>
+                <w:b/>
+                <w:bCs/>
+                <w:spacing w:val="-1"/>
+                <w:sz w:val="20"/>
+              </w:rPr>
+              <w:t>S0/1/1</w:t>
+            </w:r>
+          </w:p>
+        </w:tc>
+        <w:tc>
+          <w:tcPr>
+            <w:tcW w:w="3251" w:type="dxa"/>
+          </w:tcPr>
+          <w:p>
+            <w:pPr>
+              <w:pStyle w:val="TableParagraph"/>
+              <w:spacing w:before="70"/>
+              <w:jc w:val="center"/>
+              <w:rPr>
+                <w:rFonts w:ascii="Arial"/>
+                <w:b/>
+                <w:bCs/>
+                <w:color w:val="FF0000"/>
+                <w:spacing w:val="-1"/>
+                <w:sz w:val="20"/>
+              </w:rPr>
+            </w:pPr>
+          </w:p>
+        </w:tc>
+        <w:tc>
+          <w:tcPr>
+            <w:tcW w:w="2228" w:type="dxa"/>
+          </w:tcPr>
+          <w:p>
+            <w:pPr>
+              <w:pStyle w:val="TableParagraph"/>
+              <w:spacing w:before="70"/>
+              <w:jc w:val="center"/>
+              <w:rPr>
+                <w:rFonts w:ascii="Arial"/>
+                <w:b/>
+                <w:bCs/>
+                <w:color w:val="FF0000"/>
+                <w:sz w:val="20"/>
+              </w:rPr>
+            </w:pPr>
+          </w:p>
+        </w:tc>
+        <w:tc>
+          <w:tcPr>
+            <w:tcW w:w="1783" w:type="dxa"/>
+            <w:shd w:val="clear" w:color="auto" w:fill="F2F2F2" w:themeFill="background1" w:themeFillShade="F2"/>
+          </w:tcPr>
+          <w:p>
+            <w:pPr>
+              <w:pStyle w:val="TableParagraph"/>
+              <w:spacing w:before="70"/>
+              <w:jc w:val="center"/>
+              <w:rPr>
+                <w:rFonts w:ascii="Arial"/>
+                <w:b/>
+                <w:bCs/>
+                <w:spacing w:val="-1"/>
+                <w:sz w:val="20"/>
+              </w:rPr>
+            </w:pPr>
+            <w:r>
+              <w:rPr>
+                <w:rFonts w:ascii="Arial" w:eastAsia="Arial" w:hAnsi="Arial" w:cs="Arial"/>
+                <w:b/>
+                <w:bCs/>
+                <w:sz w:val="20"/>
+                <w:szCs w:val="20"/>
+              </w:rPr>
+              <w:t>N/A</w:t>
+            </w:r>
+          </w:p>
+        </w:tc>
+      </w:tr>
+      <w:tr>
+        <w:trPr>
+          <w:trHeight w:hRule="exact" w:val="384"/>
+          <w:tblCellSpacing w:w="20" w:type="dxa"/>
+        </w:trPr>
+        <w:tc>
+          <w:tcPr>
+            <w:tcW w:w="1355" w:type="dxa"/>
+            <w:vMerge w:val="restart"/>
+            <w:vAlign w:val="center"/>
+          </w:tcPr>
+          <w:p>
+            <w:pPr>
+              <w:pStyle w:val="TableParagraph"/>
+              <w:spacing w:before="70"/>
+              <w:jc w:val="center"/>
+              <w:rPr>
+                <w:rFonts w:ascii="Arial"/>
+                <w:b/>
+                <w:bCs/>
+                <w:spacing w:val="-1"/>
+                <w:sz w:val="20"/>
+              </w:rPr>
+            </w:pPr>
+            <w:r>
+              <w:rPr>
+                <w:rFonts w:ascii="Arial"/>
+                <w:b/>
+                <w:bCs/>
+                <w:spacing w:val="-1"/>
+                <w:sz w:val="20"/>
+              </w:rPr>
+              <w:t>R</w:t>
+            </w:r>
+            <w:r>
+              <w:rPr>
+                <w:rFonts w:ascii="Arial"/>
+                <w:b/>
+                <w:bCs/>
+                <w:spacing w:val="-1"/>
+                <w:sz w:val="20"/>
+              </w:rPr>
+              <w:t>1</w:t>
+            </w:r>
+          </w:p>
+        </w:tc>
+        <w:tc>
+          <w:tcPr>
+            <w:tcW w:w="1346" w:type="dxa"/>
+          </w:tcPr>
+          <w:p>
+            <w:pPr>
+              <w:pStyle w:val="TableParagraph"/>
+              <w:spacing w:before="70"/>
+              <w:jc w:val="center"/>
+              <w:rPr>
+                <w:rFonts w:ascii="Arial"/>
+                <w:b/>
+                <w:bCs/>
+                <w:sz w:val="20"/>
+              </w:rPr>
+            </w:pPr>
+            <w:r>
+              <w:rPr>
+                <w:rFonts w:ascii="Arial"/>
+                <w:b/>
+                <w:bCs/>
+                <w:sz w:val="20"/>
+              </w:rPr>
+              <w:t>S0/1/0</w:t>
+            </w:r>
+          </w:p>
+        </w:tc>
+        <w:tc>
+          <w:tcPr>
+            <w:tcW w:w="3251" w:type="dxa"/>
+            <w:shd w:val="clear" w:color="auto" w:fill="F2F2F2" w:themeFill="background1" w:themeFillShade="F2"/>
+          </w:tcPr>
+          <w:p>
+            <w:pPr>
+              <w:pStyle w:val="TableParagraph"/>
+              <w:spacing w:before="70"/>
+              <w:jc w:val="center"/>
+              <w:rPr>
+                <w:rFonts w:ascii="Arial"/>
+                <w:b/>
+                <w:bCs/>
+                <w:color w:val="000000" w:themeColor="text1"/>
+                <w:spacing w:val="-1"/>
+                <w:sz w:val="20"/>
+              </w:rPr>
+            </w:pPr>
+            <w:r>
+              <w:rPr>
+                <w:rFonts w:ascii="Arial"/>
+                <w:b/>
+                <w:bCs/>
+                <w:color w:val="000000" w:themeColor="text1"/>
+                <w:spacing w:val="-1"/>
+                <w:sz w:val="20"/>
+              </w:rPr>
+              <w:t>10.1.1.2</w:t>
+            </w:r>
+          </w:p>
+        </w:tc>
+        <w:tc>
+          <w:tcPr>
+            <w:tcW w:w="2228" w:type="dxa"/>
+            <w:shd w:val="clear" w:color="auto" w:fill="F2F2F2" w:themeFill="background1" w:themeFillShade="F2"/>
+          </w:tcPr>
+          <w:p>
+            <w:pPr>
+              <w:pStyle w:val="TableParagraph"/>
+              <w:spacing w:before="70"/>
+              <w:jc w:val="center"/>
+              <w:rPr>
+                <w:rFonts w:ascii="Arial"/>
+                <w:b/>
+                <w:bCs/>
+                <w:color w:val="000000" w:themeColor="text1"/>
+                <w:sz w:val="20"/>
+              </w:rPr>
+            </w:pPr>
+            <w:r>
+              <w:rPr>
+                <w:rFonts w:ascii="Arial" w:eastAsia="Arial" w:hAnsi="Arial" w:cs="Arial"/>
+                <w:b/>
+                <w:bCs/>
+                <w:color w:val="000000" w:themeColor="text1"/>
+                <w:sz w:val="20"/>
+                <w:szCs w:val="20"/>
+              </w:rPr>
+              <w:t>255.255.255.252</w:t>
+            </w:r>
+          </w:p>
+        </w:tc>
+        <w:tc>
+          <w:tcPr>
+            <w:tcW w:w="1783" w:type="dxa"/>
+            <w:shd w:val="clear" w:color="auto" w:fill="F2F2F2" w:themeFill="background1" w:themeFillShade="F2"/>
+          </w:tcPr>
+          <w:p>
+            <w:pPr>
+              <w:pStyle w:val="TableParagraph"/>
+              <w:spacing w:before="70"/>
+              <w:jc w:val="center"/>
+              <w:rPr>
+                <w:rFonts w:ascii="Arial"/>
+                <w:b/>
+                <w:bCs/>
+                <w:spacing w:val="-1"/>
+                <w:sz w:val="20"/>
+              </w:rPr>
+            </w:pPr>
+            <w:r>
+              <w:rPr>
+                <w:rFonts w:ascii="Arial" w:eastAsia="Arial" w:hAnsi="Arial" w:cs="Arial"/>
+                <w:b/>
+                <w:bCs/>
+                <w:sz w:val="20"/>
+                <w:szCs w:val="20"/>
+              </w:rPr>
+              <w:t>N/A</w:t>
+            </w:r>
+          </w:p>
+        </w:tc>
+      </w:tr>
+      <w:tr>
+        <w:trPr>
+          <w:trHeight w:hRule="exact" w:val="384"/>
+          <w:tblCellSpacing w:w="20" w:type="dxa"/>
+        </w:trPr>
+        <w:tc>
+          <w:tcPr>
+            <w:tcW w:w="1355" w:type="dxa"/>
+            <w:vMerge/>
+            <w:vAlign w:val="center"/>
+          </w:tcPr>
+          <w:p>
+            <w:pPr>
+              <w:pStyle w:val="TableParagraph"/>
+              <w:spacing w:before="70"/>
+              <w:jc w:val="center"/>
+              <w:rPr>
+                <w:rFonts w:ascii="Arial"/>
+                <w:b/>
+                <w:bCs/>
+                <w:spacing w:val="-1"/>
+                <w:sz w:val="20"/>
+              </w:rPr>
+            </w:pPr>
+          </w:p>
+        </w:tc>
+        <w:tc>
+          <w:tcPr>
+            <w:tcW w:w="1346" w:type="dxa"/>
+          </w:tcPr>
+          <w:p>
+            <w:pPr>
+              <w:pStyle w:val="TableParagraph"/>
+              <w:spacing w:before="70"/>
+              <w:jc w:val="center"/>
+              <w:rPr>
+                <w:rFonts w:ascii="Arial"/>
+                <w:b/>
+                <w:bCs/>
+                <w:sz w:val="20"/>
+              </w:rPr>
+            </w:pPr>
+            <w:r>
+              <w:rPr>
+                <w:rFonts w:ascii="Arial"/>
+                <w:b/>
+                <w:bCs/>
+                <w:sz w:val="20"/>
+              </w:rPr>
+              <w:t>S0/1/1</w:t>
+            </w:r>
+          </w:p>
+        </w:tc>
+        <w:tc>
+          <w:tcPr>
+            <w:tcW w:w="3251" w:type="dxa"/>
+            <w:shd w:val="clear" w:color="auto" w:fill="F2F2F2" w:themeFill="background1" w:themeFillShade="F2"/>
+          </w:tcPr>
+          <w:p>
+            <w:pPr>
+              <w:pStyle w:val="TableParagraph"/>
+              <w:spacing w:before="70"/>
+              <w:jc w:val="center"/>
+              <w:rPr>
+                <w:rFonts w:ascii="Arial"/>
+                <w:b/>
+                <w:bCs/>
+                <w:color w:val="000000" w:themeColor="text1"/>
+                <w:spacing w:val="-1"/>
+                <w:sz w:val="20"/>
+              </w:rPr>
+            </w:pPr>
+            <w:r>
+              <w:rPr>
+                <w:rFonts w:ascii="Arial"/>
+                <w:b/>
+                <w:bCs/>
+                <w:color w:val="000000" w:themeColor="text1"/>
+                <w:spacing w:val="-1"/>
+                <w:sz w:val="20"/>
+              </w:rPr>
+              <w:t>10.1.1.9</w:t>
+            </w:r>
+          </w:p>
+        </w:tc>
+        <w:tc>
+          <w:tcPr>
+            <w:tcW w:w="2228" w:type="dxa"/>
+            <w:shd w:val="clear" w:color="auto" w:fill="F2F2F2" w:themeFill="background1" w:themeFillShade="F2"/>
+          </w:tcPr>
+          <w:p>
+            <w:pPr>
+              <w:pStyle w:val="TableParagraph"/>
+              <w:spacing w:before="70"/>
+              <w:jc w:val="center"/>
+              <w:rPr>
+                <w:rFonts w:ascii="Arial" w:eastAsia="Arial" w:hAnsi="Arial" w:cs="Arial"/>
+                <w:b/>
+                <w:bCs/>
+                <w:color w:val="000000" w:themeColor="text1"/>
+                <w:sz w:val="20"/>
+                <w:szCs w:val="20"/>
+              </w:rPr>
+            </w:pPr>
+            <w:r>
+              <w:rPr>
+                <w:rFonts w:ascii="Arial" w:eastAsia="Arial" w:hAnsi="Arial" w:cs="Arial"/>
+                <w:b/>
+                <w:bCs/>
+                <w:color w:val="000000" w:themeColor="text1"/>
+                <w:sz w:val="20"/>
+                <w:szCs w:val="20"/>
+              </w:rPr>
+              <w:t>255.255.255.252</w:t>
+            </w:r>
+          </w:p>
+        </w:tc>
+        <w:tc>
+          <w:tcPr>
+            <w:tcW w:w="1783" w:type="dxa"/>
+            <w:shd w:val="clear" w:color="auto" w:fill="F2F2F2" w:themeFill="background1" w:themeFillShade="F2"/>
+          </w:tcPr>
+          <w:p>
+            <w:pPr>
+              <w:pStyle w:val="TableParagraph"/>
+              <w:spacing w:before="70"/>
+              <w:jc w:val="center"/>
+              <w:rPr>
+                <w:rFonts w:ascii="Arial" w:eastAsia="Arial" w:hAnsi="Arial" w:cs="Arial"/>
+                <w:b/>
+                <w:bCs/>
+                <w:sz w:val="20"/>
+                <w:szCs w:val="20"/>
+              </w:rPr>
+            </w:pPr>
+            <w:r>
+              <w:rPr>
+                <w:rFonts w:ascii="Arial" w:eastAsia="Arial" w:hAnsi="Arial" w:cs="Arial"/>
+                <w:b/>
+                <w:bCs/>
+                <w:sz w:val="20"/>
+                <w:szCs w:val="20"/>
+              </w:rPr>
+              <w:t>N/A</w:t>
+            </w:r>
+          </w:p>
+        </w:tc>
+      </w:tr>
+      <w:tr>
+        <w:trPr>
+          <w:trHeight w:hRule="exact" w:val="384"/>
+          <w:tblCellSpacing w:w="20" w:type="dxa"/>
+        </w:trPr>
+        <w:tc>
+          <w:tcPr>
+            <w:tcW w:w="1355" w:type="dxa"/>
+            <w:vMerge/>
+            <w:vAlign w:val="center"/>
+          </w:tcPr>
+          <w:p>
+            <w:pPr>
+              <w:pStyle w:val="TableParagraph"/>
+              <w:spacing w:before="70"/>
+              <w:jc w:val="center"/>
+              <w:rPr>
+                <w:rFonts w:ascii="Arial"/>
+                <w:b/>
+                <w:bCs/>
+                <w:spacing w:val="-1"/>
+                <w:sz w:val="20"/>
+              </w:rPr>
+            </w:pPr>
+          </w:p>
+        </w:tc>
+        <w:tc>
+          <w:tcPr>
+            <w:tcW w:w="1346" w:type="dxa"/>
+          </w:tcPr>
+          <w:p>
+            <w:pPr>
+              <w:pStyle w:val="TableParagraph"/>
+              <w:spacing w:before="70"/>
+              <w:jc w:val="center"/>
+              <w:rPr>
+                <w:rFonts w:ascii="Arial"/>
+                <w:b/>
+                <w:bCs/>
+                <w:sz w:val="20"/>
+              </w:rPr>
+            </w:pPr>
+            <w:r>
+              <w:rPr>
+                <w:rFonts w:ascii="Arial"/>
+                <w:b/>
+                <w:bCs/>
+                <w:sz w:val="20"/>
+              </w:rPr>
+              <w:t>G0</w:t>
+            </w:r>
+            <w:r>
+              <w:rPr>
+                <w:rFonts w:ascii="Arial"/>
+                <w:b/>
+                <w:bCs/>
+                <w:sz w:val="20"/>
+              </w:rPr>
+              <w:t>/0</w:t>
+            </w:r>
+            <w:r>
+              <w:rPr>
+                <w:rFonts w:ascii="Arial"/>
+                <w:b/>
+                <w:bCs/>
+                <w:sz w:val="20"/>
+              </w:rPr>
+              <w:t>/0</w:t>
+            </w:r>
+          </w:p>
+        </w:tc>
+        <w:tc>
+          <w:tcPr>
+            <w:tcW w:w="3251" w:type="dxa"/>
+          </w:tcPr>
+          <w:p>
+            <w:pPr>
+              <w:pStyle w:val="TableParagraph"/>
+              <w:spacing w:before="70"/>
+              <w:jc w:val="center"/>
+              <w:rPr>
+                <w:rFonts w:ascii="Arial"/>
+                <w:b/>
+                <w:bCs/>
+                <w:color w:val="FF0000"/>
+                <w:spacing w:val="-1"/>
+                <w:sz w:val="20"/>
+              </w:rPr>
+            </w:pPr>
+          </w:p>
+        </w:tc>
+        <w:tc>
+          <w:tcPr>
+            <w:tcW w:w="2228" w:type="dxa"/>
+          </w:tcPr>
+          <w:p>
+            <w:pPr>
+              <w:pStyle w:val="TableParagraph"/>
+              <w:spacing w:before="70"/>
+              <w:jc w:val="center"/>
+              <w:rPr>
+                <w:rFonts w:ascii="Arial"/>
+                <w:b/>
+                <w:bCs/>
+                <w:color w:val="FF0000"/>
+                <w:sz w:val="20"/>
+              </w:rPr>
+            </w:pPr>
+          </w:p>
+        </w:tc>
+        <w:tc>
+          <w:tcPr>
+            <w:tcW w:w="1783" w:type="dxa"/>
+            <w:shd w:val="clear" w:color="auto" w:fill="F2F2F2" w:themeFill="background1" w:themeFillShade="F2"/>
+          </w:tcPr>
+          <w:p>
+            <w:pPr>
+              <w:pStyle w:val="TableParagraph"/>
+              <w:spacing w:before="70"/>
+              <w:jc w:val="center"/>
+              <w:rPr>
+                <w:rFonts w:ascii="Arial"/>
+                <w:b/>
+                <w:bCs/>
+                <w:spacing w:val="-1"/>
+                <w:sz w:val="20"/>
+              </w:rPr>
+            </w:pPr>
+            <w:r>
+              <w:rPr>
+                <w:rFonts w:ascii="Arial" w:eastAsia="Arial" w:hAnsi="Arial" w:cs="Arial"/>
+                <w:b/>
+                <w:bCs/>
+                <w:sz w:val="20"/>
+                <w:szCs w:val="20"/>
+              </w:rPr>
+              <w:t>N/A</w:t>
+            </w:r>
+          </w:p>
+        </w:tc>
+      </w:tr>
+      <w:tr>
+        <w:trPr>
+          <w:trHeight w:hRule="exact" w:val="384"/>
+          <w:tblCellSpacing w:w="20" w:type="dxa"/>
+        </w:trPr>
+        <w:tc>
+          <w:tcPr>
+            <w:tcW w:w="1355" w:type="dxa"/>
+            <w:vMerge w:val="restart"/>
+            <w:vAlign w:val="center"/>
+          </w:tcPr>
+          <w:p>
+            <w:pPr>
+              <w:pStyle w:val="TableParagraph"/>
+              <w:spacing w:before="70"/>
+              <w:jc w:val="center"/>
+              <w:rPr>
+                <w:rFonts w:ascii="Arial"/>
+                <w:b/>
+                <w:bCs/>
+                <w:spacing w:val="-1"/>
+                <w:sz w:val="20"/>
+              </w:rPr>
+            </w:pPr>
+            <w:r>
+              <w:rPr>
+                <w:rFonts w:ascii="Arial"/>
+                <w:b/>
+                <w:bCs/>
+                <w:spacing w:val="-1"/>
+                <w:sz w:val="20"/>
+              </w:rPr>
+              <w:t>R</w:t>
+            </w:r>
+            <w:r>
+              <w:rPr>
+                <w:rFonts w:ascii="Arial"/>
+                <w:b/>
+                <w:bCs/>
+                <w:spacing w:val="-1"/>
+                <w:sz w:val="20"/>
+              </w:rPr>
+              <w:t>2</w:t>
+            </w:r>
+          </w:p>
+        </w:tc>
+        <w:tc>
+          <w:tcPr>
+            <w:tcW w:w="1346" w:type="dxa"/>
+          </w:tcPr>
+          <w:p>
+            <w:pPr>
+              <w:pStyle w:val="TableParagraph"/>
+              <w:spacing w:before="70"/>
+              <w:jc w:val="center"/>
+              <w:rPr>
+                <w:rFonts w:ascii="Arial"/>
+                <w:b/>
+                <w:bCs/>
+                <w:sz w:val="20"/>
+              </w:rPr>
+            </w:pPr>
+            <w:r>
+              <w:rPr>
+                <w:rFonts w:ascii="Arial"/>
+                <w:b/>
+                <w:bCs/>
+                <w:sz w:val="20"/>
+              </w:rPr>
+              <w:t>S0/1/0</w:t>
+            </w:r>
+          </w:p>
+        </w:tc>
+        <w:tc>
+          <w:tcPr>
+            <w:tcW w:w="3251" w:type="dxa"/>
+            <w:shd w:val="clear" w:color="auto" w:fill="F2F2F2" w:themeFill="background1" w:themeFillShade="F2"/>
+          </w:tcPr>
+          <w:p>
+            <w:pPr>
+              <w:pStyle w:val="TableParagraph"/>
+              <w:spacing w:before="70"/>
+              <w:jc w:val="center"/>
+              <w:rPr>
+                <w:rFonts w:ascii="Arial"/>
+                <w:b/>
+                <w:bCs/>
+                <w:color w:val="000000" w:themeColor="text1"/>
+                <w:spacing w:val="-1"/>
+                <w:sz w:val="20"/>
+              </w:rPr>
+            </w:pPr>
+            <w:r>
+              <w:rPr>
+                <w:rFonts w:ascii="Arial"/>
+                <w:b/>
+                <w:bCs/>
+                <w:color w:val="000000" w:themeColor="text1"/>
+                <w:spacing w:val="-1"/>
+                <w:sz w:val="20"/>
+              </w:rPr>
+              <w:t>10.1.1.10</w:t>
+            </w:r>
+          </w:p>
+        </w:tc>
+        <w:tc>
+          <w:tcPr>
+            <w:tcW w:w="2228" w:type="dxa"/>
+            <w:shd w:val="clear" w:color="auto" w:fill="F2F2F2" w:themeFill="background1" w:themeFillShade="F2"/>
+          </w:tcPr>
+          <w:p>
+            <w:pPr>
+              <w:pStyle w:val="TableParagraph"/>
+              <w:spacing w:before="70"/>
+              <w:jc w:val="center"/>
+              <w:rPr>
+                <w:rFonts w:ascii="Arial" w:eastAsia="Arial" w:hAnsi="Arial" w:cs="Arial"/>
+                <w:b/>
+                <w:bCs/>
+                <w:color w:val="000000" w:themeColor="text1"/>
+                <w:sz w:val="20"/>
+                <w:szCs w:val="20"/>
+              </w:rPr>
+            </w:pPr>
+            <w:r>
+              <w:rPr>
+                <w:rFonts w:ascii="Arial" w:eastAsia="Arial" w:hAnsi="Arial" w:cs="Arial"/>
+                <w:b/>
+                <w:bCs/>
+                <w:color w:val="000000" w:themeColor="text1"/>
+                <w:sz w:val="20"/>
+                <w:szCs w:val="20"/>
+              </w:rPr>
+              <w:t>255.255.255.252</w:t>
+            </w:r>
+          </w:p>
+        </w:tc>
+        <w:tc>
+          <w:tcPr>
+            <w:tcW w:w="1783" w:type="dxa"/>
+            <w:shd w:val="clear" w:color="auto" w:fill="F2F2F2" w:themeFill="background1" w:themeFillShade="F2"/>
+          </w:tcPr>
+          <w:p>
+            <w:pPr>
+              <w:pStyle w:val="TableParagraph"/>
+              <w:spacing w:before="70"/>
+              <w:jc w:val="center"/>
+              <w:rPr>
+                <w:rFonts w:ascii="Arial" w:eastAsia="Arial" w:hAnsi="Arial" w:cs="Arial"/>
+                <w:b/>
+                <w:bCs/>
+                <w:sz w:val="20"/>
+                <w:szCs w:val="20"/>
+              </w:rPr>
+            </w:pPr>
+            <w:r>
+              <w:rPr>
+                <w:rFonts w:ascii="Arial" w:eastAsia="Arial" w:hAnsi="Arial" w:cs="Arial"/>
+                <w:b/>
+                <w:bCs/>
+                <w:sz w:val="20"/>
+                <w:szCs w:val="20"/>
+              </w:rPr>
+              <w:t>N/A</w:t>
+            </w:r>
+          </w:p>
+        </w:tc>
+      </w:tr>
+      <w:tr>
+        <w:trPr>
+          <w:trHeight w:hRule="exact" w:val="384"/>
+          <w:tblCellSpacing w:w="20" w:type="dxa"/>
+        </w:trPr>
+        <w:tc>
+          <w:tcPr>
+            <w:tcW w:w="1355" w:type="dxa"/>
+            <w:vMerge/>
+          </w:tcPr>
+          <w:p>
+            <w:pPr>
+              <w:pStyle w:val="TableParagraph"/>
+              <w:spacing w:before="70"/>
+              <w:jc w:val="center"/>
+              <w:rPr>
+                <w:rFonts w:ascii="Arial"/>
+                <w:b/>
+                <w:bCs/>
+                <w:spacing w:val="-1"/>
+                <w:sz w:val="20"/>
+              </w:rPr>
+            </w:pPr>
+          </w:p>
+        </w:tc>
+        <w:tc>
+          <w:tcPr>
+            <w:tcW w:w="1346" w:type="dxa"/>
+          </w:tcPr>
+          <w:p>
+            <w:pPr>
+              <w:pStyle w:val="TableParagraph"/>
+              <w:spacing w:before="70"/>
+              <w:jc w:val="center"/>
+              <w:rPr>
+                <w:rFonts w:ascii="Arial"/>
+                <w:b/>
+                <w:bCs/>
+                <w:sz w:val="20"/>
+              </w:rPr>
+            </w:pPr>
+            <w:r>
+              <w:rPr>
+                <w:rFonts w:ascii="Arial"/>
+                <w:b/>
+                <w:bCs/>
+                <w:sz w:val="20"/>
+              </w:rPr>
+              <w:t>S0/1/1</w:t>
+            </w:r>
+          </w:p>
+        </w:tc>
+        <w:tc>
+          <w:tcPr>
+            <w:tcW w:w="3251" w:type="dxa"/>
+            <w:shd w:val="clear" w:color="auto" w:fill="F2F2F2" w:themeFill="background1" w:themeFillShade="F2"/>
+          </w:tcPr>
+          <w:p>
+            <w:pPr>
+              <w:pStyle w:val="TableParagraph"/>
+              <w:spacing w:before="70"/>
+              <w:jc w:val="center"/>
+              <w:rPr>
+                <w:rFonts w:ascii="Arial" w:eastAsia="Arial" w:hAnsi="Arial" w:cs="Arial"/>
+                <w:b/>
+                <w:bCs/>
+                <w:color w:val="000000" w:themeColor="text1"/>
+                <w:sz w:val="20"/>
+                <w:szCs w:val="20"/>
+              </w:rPr>
+            </w:pPr>
+            <w:r>
+              <w:rPr>
+                <w:rFonts w:ascii="Arial" w:eastAsia="Arial" w:hAnsi="Arial" w:cs="Arial"/>
+                <w:b/>
+                <w:bCs/>
+                <w:color w:val="000000" w:themeColor="text1"/>
+                <w:sz w:val="20"/>
+                <w:szCs w:val="20"/>
+              </w:rPr>
+              <w:t>10.1.1.6</w:t>
+            </w:r>
+          </w:p>
+        </w:tc>
+        <w:tc>
+          <w:tcPr>
+            <w:tcW w:w="2228" w:type="dxa"/>
+            <w:shd w:val="clear" w:color="auto" w:fill="F2F2F2" w:themeFill="background1" w:themeFillShade="F2"/>
+          </w:tcPr>
+          <w:p>
+            <w:pPr>
+              <w:pStyle w:val="TableParagraph"/>
+              <w:spacing w:before="70"/>
+              <w:jc w:val="center"/>
+              <w:rPr>
+                <w:rFonts w:ascii="Arial" w:eastAsia="Arial" w:hAnsi="Arial" w:cs="Arial"/>
+                <w:b/>
+                <w:bCs/>
+                <w:color w:val="000000" w:themeColor="text1"/>
+                <w:sz w:val="20"/>
+                <w:szCs w:val="20"/>
+              </w:rPr>
+            </w:pPr>
+            <w:r>
+              <w:rPr>
+                <w:rFonts w:ascii="Arial" w:eastAsia="Arial" w:hAnsi="Arial" w:cs="Arial"/>
+                <w:b/>
+                <w:bCs/>
+                <w:color w:val="000000" w:themeColor="text1"/>
+                <w:sz w:val="20"/>
+                <w:szCs w:val="20"/>
+              </w:rPr>
+              <w:t>255.255.255.252</w:t>
+            </w:r>
+          </w:p>
+        </w:tc>
+        <w:tc>
+          <w:tcPr>
+            <w:tcW w:w="1783" w:type="dxa"/>
+            <w:shd w:val="clear" w:color="auto" w:fill="F2F2F2" w:themeFill="background1" w:themeFillShade="F2"/>
+          </w:tcPr>
+          <w:p>
+            <w:pPr>
+              <w:pStyle w:val="TableParagraph"/>
+              <w:spacing w:before="70"/>
+              <w:jc w:val="center"/>
+              <w:rPr>
+                <w:rFonts w:ascii="Arial" w:eastAsia="Arial" w:hAnsi="Arial" w:cs="Arial"/>
+                <w:b/>
+                <w:bCs/>
+                <w:sz w:val="20"/>
+                <w:szCs w:val="20"/>
+              </w:rPr>
+            </w:pPr>
+            <w:r>
+              <w:rPr>
+                <w:rFonts w:ascii="Arial" w:eastAsia="Arial" w:hAnsi="Arial" w:cs="Arial"/>
+                <w:b/>
+                <w:bCs/>
+                <w:sz w:val="20"/>
+                <w:szCs w:val="20"/>
+              </w:rPr>
+              <w:t>N/A</w:t>
+            </w:r>
+          </w:p>
+        </w:tc>
+      </w:tr>
+      <w:tr>
+        <w:trPr>
+          <w:trHeight w:hRule="exact" w:val="384"/>
+          <w:tblCellSpacing w:w="20" w:type="dxa"/>
+        </w:trPr>
+        <w:tc>
+          <w:tcPr>
+            <w:tcW w:w="1355" w:type="dxa"/>
+            <w:vMerge/>
+          </w:tcPr>
+          <w:p>
+            <w:pPr>
+              <w:pStyle w:val="TableParagraph"/>
+              <w:spacing w:before="70"/>
+              <w:jc w:val="center"/>
+              <w:rPr>
+                <w:rFonts w:ascii="Arial"/>
+                <w:b/>
+                <w:bCs/>
+                <w:spacing w:val="-1"/>
+                <w:sz w:val="20"/>
+              </w:rPr>
+            </w:pPr>
+          </w:p>
+        </w:tc>
+        <w:tc>
+          <w:tcPr>
+            <w:tcW w:w="1346" w:type="dxa"/>
+          </w:tcPr>
+          <w:p>
+            <w:pPr>
+              <w:pStyle w:val="TableParagraph"/>
+              <w:spacing w:before="70"/>
+              <w:jc w:val="center"/>
+              <w:rPr>
+                <w:rFonts w:ascii="Arial"/>
+                <w:b/>
+                <w:bCs/>
+                <w:sz w:val="20"/>
+              </w:rPr>
+            </w:pPr>
+            <w:r>
+              <w:rPr>
+                <w:rFonts w:ascii="Arial"/>
+                <w:b/>
+                <w:bCs/>
+                <w:sz w:val="20"/>
+              </w:rPr>
+              <w:t>G0</w:t>
+            </w:r>
+            <w:r>
+              <w:rPr>
+                <w:rFonts w:ascii="Arial"/>
+                <w:b/>
+                <w:bCs/>
+                <w:sz w:val="20"/>
+              </w:rPr>
+              <w:t>/0</w:t>
+            </w:r>
+            <w:r>
+              <w:rPr>
+                <w:rFonts w:ascii="Arial"/>
+                <w:b/>
+                <w:bCs/>
+                <w:sz w:val="20"/>
+              </w:rPr>
+              <w:t>/0</w:t>
+            </w:r>
+          </w:p>
+        </w:tc>
+        <w:tc>
+          <w:tcPr>
+            <w:tcW w:w="3251" w:type="dxa"/>
+          </w:tcPr>
+          <w:p>
+            <w:pPr>
+              <w:pStyle w:val="TableParagraph"/>
+              <w:spacing w:before="70"/>
+              <w:jc w:val="center"/>
+              <w:rPr>
+                <w:rFonts w:ascii="Arial"/>
+                <w:b/>
+                <w:bCs/>
+                <w:color w:val="FF0000"/>
+                <w:spacing w:val="-1"/>
+                <w:sz w:val="20"/>
+              </w:rPr>
+            </w:pPr>
+          </w:p>
+        </w:tc>
+        <w:tc>
+          <w:tcPr>
+            <w:tcW w:w="2228" w:type="dxa"/>
+          </w:tcPr>
+          <w:p>
+            <w:pPr>
+              <w:pStyle w:val="TableParagraph"/>
+              <w:spacing w:before="70"/>
+              <w:jc w:val="center"/>
+              <w:rPr>
+                <w:rFonts w:ascii="Arial" w:eastAsia="Arial" w:hAnsi="Arial" w:cs="Arial"/>
+                <w:b/>
+                <w:bCs/>
+                <w:color w:val="FF0000"/>
+                <w:sz w:val="20"/>
+                <w:szCs w:val="20"/>
+              </w:rPr>
+            </w:pPr>
           </w:p>
         </w:tc>
         <w:tc>
@@ -2506,1213 +3670,6 @@
               <w:spacing w:before="70"/>
               <w:jc w:val="center"/>
               <w:rPr>
-                <w:rFonts w:ascii="Arial" w:eastAsia="Arial" w:hAnsi="Arial" w:cs="Arial"/>
-                <w:b/>
-                <w:bCs/>
-                <w:sz w:val="20"/>
-                <w:szCs w:val="20"/>
-              </w:rPr>
-            </w:pPr>
-          </w:p>
-        </w:tc>
-        <w:tc>
-          <w:tcPr>
-            <w:tcW w:w="1346" w:type="dxa"/>
-          </w:tcPr>
-          <w:p>
-            <w:pPr>
-              <w:pStyle w:val="TableParagraph"/>
-              <w:spacing w:before="70"/>
-              <w:jc w:val="center"/>
-              <w:rPr>
-                <w:rFonts w:ascii="Arial" w:eastAsia="Arial" w:hAnsi="Arial" w:cs="Arial"/>
-                <w:b/>
-                <w:bCs/>
-                <w:sz w:val="20"/>
-                <w:szCs w:val="20"/>
-              </w:rPr>
-            </w:pPr>
-            <w:r>
-              <w:rPr>
-                <w:rFonts w:ascii="Arial"/>
-                <w:b/>
-                <w:bCs/>
-                <w:spacing w:val="-1"/>
-                <w:sz w:val="20"/>
-              </w:rPr>
-              <w:t>S0/</w:t>
-            </w:r>
-            <w:r>
-              <w:rPr>
-                <w:rFonts w:ascii="Arial"/>
-                <w:b/>
-                <w:bCs/>
-                <w:spacing w:val="-1"/>
-                <w:sz w:val="20"/>
-              </w:rPr>
-              <w:t>1</w:t>
-            </w:r>
-            <w:r>
-              <w:rPr>
-                <w:rFonts w:ascii="Arial"/>
-                <w:b/>
-                <w:bCs/>
-                <w:spacing w:val="-1"/>
-                <w:sz w:val="20"/>
-              </w:rPr>
-              <w:t>/</w:t>
-            </w:r>
-            <w:r>
-              <w:rPr>
-                <w:rFonts w:ascii="Arial"/>
-                <w:b/>
-                <w:bCs/>
-                <w:spacing w:val="-1"/>
-                <w:sz w:val="20"/>
-              </w:rPr>
-              <w:t>0</w:t>
-            </w:r>
-          </w:p>
-        </w:tc>
-        <w:tc>
-          <w:tcPr>
-            <w:tcW w:w="3251" w:type="dxa"/>
-          </w:tcPr>
-          <w:p>
-            <w:pPr>
-              <w:pStyle w:val="TableParagraph"/>
-              <w:spacing w:before="70"/>
-              <w:jc w:val="center"/>
-              <w:rPr>
-                <w:rFonts w:ascii="Arial" w:eastAsia="Arial" w:hAnsi="Arial" w:cs="Arial"/>
-                <w:b/>
-                <w:bCs/>
-                <w:color w:val="FF0000"/>
-                <w:sz w:val="20"/>
-                <w:szCs w:val="20"/>
-              </w:rPr>
-            </w:pPr>
-          </w:p>
-        </w:tc>
-        <w:tc>
-          <w:tcPr>
-            <w:tcW w:w="2228" w:type="dxa"/>
-          </w:tcPr>
-          <w:p>
-            <w:pPr>
-              <w:pStyle w:val="TableParagraph"/>
-              <w:spacing w:before="70"/>
-              <w:jc w:val="center"/>
-              <w:rPr>
-                <w:rFonts w:ascii="Arial" w:eastAsia="Arial" w:hAnsi="Arial" w:cs="Arial"/>
-                <w:b/>
-                <w:bCs/>
-                <w:color w:val="FF0000"/>
-                <w:sz w:val="20"/>
-                <w:szCs w:val="20"/>
-              </w:rPr>
-            </w:pPr>
-          </w:p>
-        </w:tc>
-        <w:tc>
-          <w:tcPr>
-            <w:tcW w:w="1783" w:type="dxa"/>
-            <w:shd w:val="clear" w:color="auto" w:fill="F2F2F2" w:themeFill="background1" w:themeFillShade="F2"/>
-          </w:tcPr>
-          <w:p>
-            <w:pPr>
-              <w:pStyle w:val="TableParagraph"/>
-              <w:spacing w:before="70"/>
-              <w:jc w:val="center"/>
-              <w:rPr>
-                <w:rFonts w:ascii="Arial" w:eastAsia="Arial" w:hAnsi="Arial" w:cs="Arial"/>
-                <w:b/>
-                <w:bCs/>
-                <w:sz w:val="20"/>
-                <w:szCs w:val="20"/>
-              </w:rPr>
-            </w:pPr>
-            <w:r>
-              <w:rPr>
-                <w:rFonts w:ascii="Arial" w:eastAsia="Arial" w:hAnsi="Arial" w:cs="Arial"/>
-                <w:b/>
-                <w:bCs/>
-                <w:sz w:val="20"/>
-                <w:szCs w:val="20"/>
-              </w:rPr>
-              <w:t>N/A</w:t>
-            </w:r>
-          </w:p>
-        </w:tc>
-      </w:tr>
-      <w:tr>
-        <w:trPr>
-          <w:trHeight w:hRule="exact" w:val="384"/>
-          <w:tblCellSpacing w:w="20" w:type="dxa"/>
-        </w:trPr>
-        <w:tc>
-          <w:tcPr>
-            <w:tcW w:w="1355" w:type="dxa"/>
-          </w:tcPr>
-          <w:p>
-            <w:pPr>
-              <w:pStyle w:val="TableParagraph"/>
-              <w:spacing w:before="70"/>
-              <w:jc w:val="center"/>
-              <w:rPr>
-                <w:rFonts w:ascii="Arial"/>
-                <w:b/>
-                <w:bCs/>
-                <w:spacing w:val="-1"/>
-                <w:sz w:val="20"/>
-              </w:rPr>
-            </w:pPr>
-          </w:p>
-        </w:tc>
-        <w:tc>
-          <w:tcPr>
-            <w:tcW w:w="1346" w:type="dxa"/>
-          </w:tcPr>
-          <w:p>
-            <w:pPr>
-              <w:pStyle w:val="TableParagraph"/>
-              <w:spacing w:before="70"/>
-              <w:jc w:val="center"/>
-              <w:rPr>
-                <w:rFonts w:ascii="Arial"/>
-                <w:b/>
-                <w:bCs/>
-                <w:sz w:val="20"/>
-              </w:rPr>
-            </w:pPr>
-            <w:r>
-              <w:rPr>
-                <w:rFonts w:ascii="Arial"/>
-                <w:b/>
-                <w:bCs/>
-                <w:spacing w:val="-1"/>
-                <w:sz w:val="20"/>
-              </w:rPr>
-              <w:t>S0/1/1</w:t>
-            </w:r>
-          </w:p>
-        </w:tc>
-        <w:tc>
-          <w:tcPr>
-            <w:tcW w:w="3251" w:type="dxa"/>
-          </w:tcPr>
-          <w:p>
-            <w:pPr>
-              <w:pStyle w:val="TableParagraph"/>
-              <w:spacing w:before="70"/>
-              <w:jc w:val="center"/>
-              <w:rPr>
-                <w:rFonts w:ascii="Arial"/>
-                <w:b/>
-                <w:bCs/>
-                <w:color w:val="FF0000"/>
-                <w:spacing w:val="-1"/>
-                <w:sz w:val="20"/>
-              </w:rPr>
-            </w:pPr>
-          </w:p>
-        </w:tc>
-        <w:tc>
-          <w:tcPr>
-            <w:tcW w:w="2228" w:type="dxa"/>
-          </w:tcPr>
-          <w:p>
-            <w:pPr>
-              <w:pStyle w:val="TableParagraph"/>
-              <w:spacing w:before="70"/>
-              <w:jc w:val="center"/>
-              <w:rPr>
-                <w:rFonts w:ascii="Arial"/>
-                <w:b/>
-                <w:bCs/>
-                <w:color w:val="FF0000"/>
-                <w:sz w:val="20"/>
-              </w:rPr>
-            </w:pPr>
-          </w:p>
-        </w:tc>
-        <w:tc>
-          <w:tcPr>
-            <w:tcW w:w="1783" w:type="dxa"/>
-            <w:shd w:val="clear" w:color="auto" w:fill="F2F2F2" w:themeFill="background1" w:themeFillShade="F2"/>
-          </w:tcPr>
-          <w:p>
-            <w:pPr>
-              <w:pStyle w:val="TableParagraph"/>
-              <w:spacing w:before="70"/>
-              <w:jc w:val="center"/>
-              <w:rPr>
-                <w:rFonts w:ascii="Arial"/>
-                <w:b/>
-                <w:bCs/>
-                <w:spacing w:val="-1"/>
-                <w:sz w:val="20"/>
-              </w:rPr>
-            </w:pPr>
-            <w:r>
-              <w:rPr>
-                <w:rFonts w:ascii="Arial" w:eastAsia="Arial" w:hAnsi="Arial" w:cs="Arial"/>
-                <w:b/>
-                <w:bCs/>
-                <w:sz w:val="20"/>
-                <w:szCs w:val="20"/>
-              </w:rPr>
-              <w:t>N/A</w:t>
-            </w:r>
-          </w:p>
-        </w:tc>
-      </w:tr>
-      <w:tr>
-        <w:trPr>
-          <w:trHeight w:hRule="exact" w:val="384"/>
-          <w:tblCellSpacing w:w="20" w:type="dxa"/>
-        </w:trPr>
-        <w:tc>
-          <w:tcPr>
-            <w:tcW w:w="1355" w:type="dxa"/>
-          </w:tcPr>
-          <w:p>
-            <w:pPr>
-              <w:pStyle w:val="TableParagraph"/>
-              <w:spacing w:before="70"/>
-              <w:jc w:val="center"/>
-              <w:rPr>
-                <w:rFonts w:ascii="Arial"/>
-                <w:b/>
-                <w:bCs/>
-                <w:spacing w:val="-1"/>
-                <w:sz w:val="20"/>
-              </w:rPr>
-            </w:pPr>
-            <w:r>
-              <w:rPr>
-                <w:rFonts w:ascii="Arial"/>
-                <w:b/>
-                <w:bCs/>
-                <w:spacing w:val="-1"/>
-                <w:sz w:val="20"/>
-              </w:rPr>
-              <w:t>R</w:t>
-            </w:r>
-            <w:r>
-              <w:rPr>
-                <w:rFonts w:ascii="Arial"/>
-                <w:b/>
-                <w:bCs/>
-                <w:spacing w:val="-1"/>
-                <w:sz w:val="20"/>
-              </w:rPr>
-              <w:t>1</w:t>
-            </w:r>
-          </w:p>
-        </w:tc>
-        <w:tc>
-          <w:tcPr>
-            <w:tcW w:w="1346" w:type="dxa"/>
-          </w:tcPr>
-          <w:p>
-            <w:pPr>
-              <w:pStyle w:val="TableParagraph"/>
-              <w:spacing w:before="70"/>
-              <w:jc w:val="center"/>
-              <w:rPr>
-                <w:rFonts w:ascii="Arial"/>
-                <w:b/>
-                <w:bCs/>
-                <w:sz w:val="20"/>
-              </w:rPr>
-            </w:pPr>
-            <w:r>
-              <w:rPr>
-                <w:rFonts w:ascii="Arial"/>
-                <w:b/>
-                <w:bCs/>
-                <w:sz w:val="20"/>
-              </w:rPr>
-              <w:t>S0/</w:t>
-            </w:r>
-            <w:r>
-              <w:rPr>
-                <w:rFonts w:ascii="Arial"/>
-                <w:b/>
-                <w:bCs/>
-                <w:sz w:val="20"/>
-              </w:rPr>
-              <w:t>1</w:t>
-            </w:r>
-            <w:r>
-              <w:rPr>
-                <w:rFonts w:ascii="Arial"/>
-                <w:b/>
-                <w:bCs/>
-                <w:sz w:val="20"/>
-              </w:rPr>
-              <w:t>/0</w:t>
-            </w:r>
-          </w:p>
-        </w:tc>
-        <w:tc>
-          <w:tcPr>
-            <w:tcW w:w="3251" w:type="dxa"/>
-            <w:shd w:val="clear" w:color="auto" w:fill="F2F2F2" w:themeFill="background1" w:themeFillShade="F2"/>
-          </w:tcPr>
-          <w:p>
-            <w:pPr>
-              <w:pStyle w:val="TableParagraph"/>
-              <w:spacing w:before="70"/>
-              <w:jc w:val="center"/>
-              <w:rPr>
-                <w:rFonts w:ascii="Arial"/>
-                <w:b/>
-                <w:bCs/>
-                <w:color w:val="000000" w:themeColor="text1"/>
-                <w:spacing w:val="-1"/>
-                <w:sz w:val="20"/>
-              </w:rPr>
-            </w:pPr>
-            <w:r>
-              <w:rPr>
-                <w:rFonts w:ascii="Arial"/>
-                <w:b/>
-                <w:bCs/>
-                <w:color w:val="000000" w:themeColor="text1"/>
-                <w:spacing w:val="-1"/>
-                <w:sz w:val="20"/>
-              </w:rPr>
-              <w:t>10.1.1.2</w:t>
-            </w:r>
-          </w:p>
-        </w:tc>
-        <w:tc>
-          <w:tcPr>
-            <w:tcW w:w="2228" w:type="dxa"/>
-            <w:shd w:val="clear" w:color="auto" w:fill="F2F2F2" w:themeFill="background1" w:themeFillShade="F2"/>
-          </w:tcPr>
-          <w:p>
-            <w:pPr>
-              <w:pStyle w:val="TableParagraph"/>
-              <w:spacing w:before="70"/>
-              <w:jc w:val="center"/>
-              <w:rPr>
-                <w:rFonts w:ascii="Arial"/>
-                <w:b/>
-                <w:bCs/>
-                <w:color w:val="000000" w:themeColor="text1"/>
-                <w:sz w:val="20"/>
-              </w:rPr>
-            </w:pPr>
-            <w:r>
-              <w:rPr>
-                <w:rFonts w:ascii="Arial" w:eastAsia="Arial" w:hAnsi="Arial" w:cs="Arial"/>
-                <w:b/>
-                <w:bCs/>
-                <w:color w:val="000000" w:themeColor="text1"/>
-                <w:sz w:val="20"/>
-                <w:szCs w:val="20"/>
-              </w:rPr>
-              <w:t>255.255.255.252</w:t>
-            </w:r>
-          </w:p>
-        </w:tc>
-        <w:tc>
-          <w:tcPr>
-            <w:tcW w:w="1783" w:type="dxa"/>
-            <w:shd w:val="clear" w:color="auto" w:fill="F2F2F2" w:themeFill="background1" w:themeFillShade="F2"/>
-          </w:tcPr>
-          <w:p>
-            <w:pPr>
-              <w:pStyle w:val="TableParagraph"/>
-              <w:spacing w:before="70"/>
-              <w:jc w:val="center"/>
-              <w:rPr>
-                <w:rFonts w:ascii="Arial"/>
-                <w:b/>
-                <w:bCs/>
-                <w:spacing w:val="-1"/>
-                <w:sz w:val="20"/>
-              </w:rPr>
-            </w:pPr>
-            <w:r>
-              <w:rPr>
-                <w:rFonts w:ascii="Arial" w:eastAsia="Arial" w:hAnsi="Arial" w:cs="Arial"/>
-                <w:b/>
-                <w:bCs/>
-                <w:sz w:val="20"/>
-                <w:szCs w:val="20"/>
-              </w:rPr>
-              <w:t>N/A</w:t>
-            </w:r>
-          </w:p>
-        </w:tc>
-      </w:tr>
-      <w:tr>
-        <w:trPr>
-          <w:trHeight w:hRule="exact" w:val="384"/>
-          <w:tblCellSpacing w:w="20" w:type="dxa"/>
-        </w:trPr>
-        <w:tc>
-          <w:tcPr>
-            <w:tcW w:w="1355" w:type="dxa"/>
-          </w:tcPr>
-          <w:p>
-            <w:pPr>
-              <w:pStyle w:val="TableParagraph"/>
-              <w:spacing w:before="70"/>
-              <w:jc w:val="center"/>
-              <w:rPr>
-                <w:rFonts w:ascii="Arial"/>
-                <w:b/>
-                <w:bCs/>
-                <w:spacing w:val="-1"/>
-                <w:sz w:val="20"/>
-              </w:rPr>
-            </w:pPr>
-          </w:p>
-        </w:tc>
-        <w:tc>
-          <w:tcPr>
-            <w:tcW w:w="1346" w:type="dxa"/>
-          </w:tcPr>
-          <w:p>
-            <w:pPr>
-              <w:pStyle w:val="TableParagraph"/>
-              <w:spacing w:before="70"/>
-              <w:jc w:val="center"/>
-              <w:rPr>
-                <w:rFonts w:ascii="Arial"/>
-                <w:b/>
-                <w:bCs/>
-                <w:sz w:val="20"/>
-              </w:rPr>
-            </w:pPr>
-            <w:r>
-              <w:rPr>
-                <w:rFonts w:ascii="Arial"/>
-                <w:b/>
-                <w:bCs/>
-                <w:sz w:val="20"/>
-              </w:rPr>
-              <w:t>S0/1/1</w:t>
-            </w:r>
-          </w:p>
-        </w:tc>
-        <w:tc>
-          <w:tcPr>
-            <w:tcW w:w="3251" w:type="dxa"/>
-            <w:shd w:val="clear" w:color="auto" w:fill="F2F2F2" w:themeFill="background1" w:themeFillShade="F2"/>
-          </w:tcPr>
-          <w:p>
-            <w:pPr>
-              <w:pStyle w:val="TableParagraph"/>
-              <w:spacing w:before="70"/>
-              <w:jc w:val="center"/>
-              <w:rPr>
-                <w:rFonts w:ascii="Arial"/>
-                <w:b/>
-                <w:bCs/>
-                <w:color w:val="000000" w:themeColor="text1"/>
-                <w:spacing w:val="-1"/>
-                <w:sz w:val="20"/>
-              </w:rPr>
-            </w:pPr>
-            <w:r>
-              <w:rPr>
-                <w:rFonts w:ascii="Arial"/>
-                <w:b/>
-                <w:bCs/>
-                <w:color w:val="000000" w:themeColor="text1"/>
-                <w:spacing w:val="-1"/>
-                <w:sz w:val="20"/>
-              </w:rPr>
-              <w:t>10.1.1.9</w:t>
-            </w:r>
-          </w:p>
-        </w:tc>
-        <w:tc>
-          <w:tcPr>
-            <w:tcW w:w="2228" w:type="dxa"/>
-            <w:shd w:val="clear" w:color="auto" w:fill="F2F2F2" w:themeFill="background1" w:themeFillShade="F2"/>
-          </w:tcPr>
-          <w:p>
-            <w:pPr>
-              <w:pStyle w:val="TableParagraph"/>
-              <w:spacing w:before="70"/>
-              <w:jc w:val="center"/>
-              <w:rPr>
-                <w:rFonts w:ascii="Arial" w:eastAsia="Arial" w:hAnsi="Arial" w:cs="Arial"/>
-                <w:b/>
-                <w:bCs/>
-                <w:color w:val="000000" w:themeColor="text1"/>
-                <w:sz w:val="20"/>
-                <w:szCs w:val="20"/>
-              </w:rPr>
-            </w:pPr>
-            <w:r>
-              <w:rPr>
-                <w:rFonts w:ascii="Arial" w:eastAsia="Arial" w:hAnsi="Arial" w:cs="Arial"/>
-                <w:b/>
-                <w:bCs/>
-                <w:color w:val="000000" w:themeColor="text1"/>
-                <w:sz w:val="20"/>
-                <w:szCs w:val="20"/>
-              </w:rPr>
-              <w:t>255.255.255.252</w:t>
-            </w:r>
-          </w:p>
-        </w:tc>
-        <w:tc>
-          <w:tcPr>
-            <w:tcW w:w="1783" w:type="dxa"/>
-            <w:shd w:val="clear" w:color="auto" w:fill="F2F2F2" w:themeFill="background1" w:themeFillShade="F2"/>
-          </w:tcPr>
-          <w:p>
-            <w:pPr>
-              <w:pStyle w:val="TableParagraph"/>
-              <w:spacing w:before="70"/>
-              <w:jc w:val="center"/>
-              <w:rPr>
-                <w:rFonts w:ascii="Arial" w:eastAsia="Arial" w:hAnsi="Arial" w:cs="Arial"/>
-                <w:b/>
-                <w:bCs/>
-                <w:sz w:val="20"/>
-                <w:szCs w:val="20"/>
-              </w:rPr>
-            </w:pPr>
-            <w:r>
-              <w:rPr>
-                <w:rFonts w:ascii="Arial" w:eastAsia="Arial" w:hAnsi="Arial" w:cs="Arial"/>
-                <w:b/>
-                <w:bCs/>
-                <w:sz w:val="20"/>
-                <w:szCs w:val="20"/>
-              </w:rPr>
-              <w:t>N/A</w:t>
-            </w:r>
-          </w:p>
-        </w:tc>
-      </w:tr>
-      <w:tr>
-        <w:trPr>
-          <w:trHeight w:hRule="exact" w:val="384"/>
-          <w:tblCellSpacing w:w="20" w:type="dxa"/>
-        </w:trPr>
-        <w:tc>
-          <w:tcPr>
-            <w:tcW w:w="1355" w:type="dxa"/>
-          </w:tcPr>
-          <w:p>
-            <w:pPr>
-              <w:pStyle w:val="TableParagraph"/>
-              <w:spacing w:before="70"/>
-              <w:jc w:val="center"/>
-              <w:rPr>
-                <w:rFonts w:ascii="Arial"/>
-                <w:b/>
-                <w:bCs/>
-                <w:spacing w:val="-1"/>
-                <w:sz w:val="20"/>
-              </w:rPr>
-            </w:pPr>
-          </w:p>
-        </w:tc>
-        <w:tc>
-          <w:tcPr>
-            <w:tcW w:w="1346" w:type="dxa"/>
-          </w:tcPr>
-          <w:p>
-            <w:pPr>
-              <w:pStyle w:val="TableParagraph"/>
-              <w:spacing w:before="70"/>
-              <w:jc w:val="center"/>
-              <w:rPr>
-                <w:rFonts w:ascii="Arial"/>
-                <w:b/>
-                <w:bCs/>
-                <w:sz w:val="20"/>
-              </w:rPr>
-            </w:pPr>
-            <w:r>
-              <w:rPr>
-                <w:rFonts w:ascii="Arial"/>
-                <w:b/>
-                <w:bCs/>
-                <w:sz w:val="20"/>
-              </w:rPr>
-              <w:t>G0</w:t>
-            </w:r>
-            <w:r>
-              <w:rPr>
-                <w:rFonts w:ascii="Arial"/>
-                <w:b/>
-                <w:bCs/>
-                <w:sz w:val="20"/>
-              </w:rPr>
-              <w:t>/0</w:t>
-            </w:r>
-            <w:r>
-              <w:rPr>
-                <w:rFonts w:ascii="Arial"/>
-                <w:b/>
-                <w:bCs/>
-                <w:sz w:val="20"/>
-              </w:rPr>
-              <w:t>/0</w:t>
-            </w:r>
-          </w:p>
-        </w:tc>
-        <w:tc>
-          <w:tcPr>
-            <w:tcW w:w="3251" w:type="dxa"/>
-          </w:tcPr>
-          <w:p>
-            <w:pPr>
-              <w:pStyle w:val="TableParagraph"/>
-              <w:spacing w:before="70"/>
-              <w:jc w:val="center"/>
-              <w:rPr>
-                <w:rFonts w:ascii="Arial"/>
-                <w:b/>
-                <w:bCs/>
-                <w:color w:val="FF0000"/>
-                <w:spacing w:val="-1"/>
-                <w:sz w:val="20"/>
-              </w:rPr>
-            </w:pPr>
-          </w:p>
-        </w:tc>
-        <w:tc>
-          <w:tcPr>
-            <w:tcW w:w="2228" w:type="dxa"/>
-          </w:tcPr>
-          <w:p>
-            <w:pPr>
-              <w:pStyle w:val="TableParagraph"/>
-              <w:spacing w:before="70"/>
-              <w:jc w:val="center"/>
-              <w:rPr>
-                <w:rFonts w:ascii="Arial"/>
-                <w:b/>
-                <w:bCs/>
-                <w:color w:val="FF0000"/>
-                <w:sz w:val="20"/>
-              </w:rPr>
-            </w:pPr>
-          </w:p>
-        </w:tc>
-        <w:tc>
-          <w:tcPr>
-            <w:tcW w:w="1783" w:type="dxa"/>
-            <w:shd w:val="clear" w:color="auto" w:fill="F2F2F2" w:themeFill="background1" w:themeFillShade="F2"/>
-          </w:tcPr>
-          <w:p>
-            <w:pPr>
-              <w:pStyle w:val="TableParagraph"/>
-              <w:spacing w:before="70"/>
-              <w:jc w:val="center"/>
-              <w:rPr>
-                <w:rFonts w:ascii="Arial"/>
-                <w:b/>
-                <w:bCs/>
-                <w:spacing w:val="-1"/>
-                <w:sz w:val="20"/>
-              </w:rPr>
-            </w:pPr>
-            <w:r>
-              <w:rPr>
-                <w:rFonts w:ascii="Arial" w:eastAsia="Arial" w:hAnsi="Arial" w:cs="Arial"/>
-                <w:b/>
-                <w:bCs/>
-                <w:sz w:val="20"/>
-                <w:szCs w:val="20"/>
-              </w:rPr>
-              <w:t>N/A</w:t>
-            </w:r>
-          </w:p>
-        </w:tc>
-      </w:tr>
-      <w:tr>
-        <w:trPr>
-          <w:trHeight w:hRule="exact" w:val="384"/>
-          <w:tblCellSpacing w:w="20" w:type="dxa"/>
-        </w:trPr>
-        <w:tc>
-          <w:tcPr>
-            <w:tcW w:w="1355" w:type="dxa"/>
-          </w:tcPr>
-          <w:p>
-            <w:pPr>
-              <w:pStyle w:val="TableParagraph"/>
-              <w:spacing w:before="70"/>
-              <w:jc w:val="center"/>
-              <w:rPr>
-                <w:rFonts w:ascii="Arial"/>
-                <w:b/>
-                <w:bCs/>
-                <w:spacing w:val="-1"/>
-                <w:sz w:val="20"/>
-              </w:rPr>
-            </w:pPr>
-            <w:r>
-              <w:rPr>
-                <w:rFonts w:ascii="Arial"/>
-                <w:b/>
-                <w:bCs/>
-                <w:spacing w:val="-1"/>
-                <w:sz w:val="20"/>
-              </w:rPr>
-              <w:t>R</w:t>
-            </w:r>
-            <w:r>
-              <w:rPr>
-                <w:rFonts w:ascii="Arial"/>
-                <w:b/>
-                <w:bCs/>
-                <w:spacing w:val="-1"/>
-                <w:sz w:val="20"/>
-              </w:rPr>
-              <w:t>2</w:t>
-            </w:r>
-          </w:p>
-        </w:tc>
-        <w:tc>
-          <w:tcPr>
-            <w:tcW w:w="1346" w:type="dxa"/>
-          </w:tcPr>
-          <w:p>
-            <w:pPr>
-              <w:pStyle w:val="TableParagraph"/>
-              <w:spacing w:before="70"/>
-              <w:jc w:val="center"/>
-              <w:rPr>
-                <w:rFonts w:ascii="Arial"/>
-                <w:b/>
-                <w:bCs/>
-                <w:sz w:val="20"/>
-              </w:rPr>
-            </w:pPr>
-            <w:r>
-              <w:rPr>
-                <w:rFonts w:ascii="Arial"/>
-                <w:b/>
-                <w:bCs/>
-                <w:sz w:val="20"/>
-              </w:rPr>
-              <w:t>S0/1/0</w:t>
-            </w:r>
-          </w:p>
-        </w:tc>
-        <w:tc>
-          <w:tcPr>
-            <w:tcW w:w="3251" w:type="dxa"/>
-            <w:shd w:val="clear" w:color="auto" w:fill="F2F2F2" w:themeFill="background1" w:themeFillShade="F2"/>
-          </w:tcPr>
-          <w:p>
-            <w:pPr>
-              <w:pStyle w:val="TableParagraph"/>
-              <w:spacing w:before="70"/>
-              <w:jc w:val="center"/>
-              <w:rPr>
-                <w:rFonts w:ascii="Arial"/>
-                <w:b/>
-                <w:bCs/>
-                <w:color w:val="000000" w:themeColor="text1"/>
-                <w:spacing w:val="-1"/>
-                <w:sz w:val="20"/>
-              </w:rPr>
-            </w:pPr>
-            <w:r>
-              <w:rPr>
-                <w:rFonts w:ascii="Arial"/>
-                <w:b/>
-                <w:bCs/>
-                <w:color w:val="000000" w:themeColor="text1"/>
-                <w:spacing w:val="-1"/>
-                <w:sz w:val="20"/>
-              </w:rPr>
-              <w:t>10.1.1.10</w:t>
-            </w:r>
-          </w:p>
-        </w:tc>
-        <w:tc>
-          <w:tcPr>
-            <w:tcW w:w="2228" w:type="dxa"/>
-            <w:shd w:val="clear" w:color="auto" w:fill="F2F2F2" w:themeFill="background1" w:themeFillShade="F2"/>
-          </w:tcPr>
-          <w:p>
-            <w:pPr>
-              <w:pStyle w:val="TableParagraph"/>
-              <w:spacing w:before="70"/>
-              <w:jc w:val="center"/>
-              <w:rPr>
-                <w:rFonts w:ascii="Arial" w:eastAsia="Arial" w:hAnsi="Arial" w:cs="Arial"/>
-                <w:b/>
-                <w:bCs/>
-                <w:color w:val="000000" w:themeColor="text1"/>
-                <w:sz w:val="20"/>
-                <w:szCs w:val="20"/>
-              </w:rPr>
-            </w:pPr>
-            <w:r>
-              <w:rPr>
-                <w:rFonts w:ascii="Arial" w:eastAsia="Arial" w:hAnsi="Arial" w:cs="Arial"/>
-                <w:b/>
-                <w:bCs/>
-                <w:color w:val="000000" w:themeColor="text1"/>
-                <w:sz w:val="20"/>
-                <w:szCs w:val="20"/>
-              </w:rPr>
-              <w:t>255.255.255.252</w:t>
-            </w:r>
-          </w:p>
-        </w:tc>
-        <w:tc>
-          <w:tcPr>
-            <w:tcW w:w="1783" w:type="dxa"/>
-            <w:shd w:val="clear" w:color="auto" w:fill="F2F2F2" w:themeFill="background1" w:themeFillShade="F2"/>
-          </w:tcPr>
-          <w:p>
-            <w:pPr>
-              <w:pStyle w:val="TableParagraph"/>
-              <w:spacing w:before="70"/>
-              <w:jc w:val="center"/>
-              <w:rPr>
-                <w:rFonts w:ascii="Arial" w:eastAsia="Arial" w:hAnsi="Arial" w:cs="Arial"/>
-                <w:b/>
-                <w:bCs/>
-                <w:sz w:val="20"/>
-                <w:szCs w:val="20"/>
-              </w:rPr>
-            </w:pPr>
-            <w:r>
-              <w:rPr>
-                <w:rFonts w:ascii="Arial" w:eastAsia="Arial" w:hAnsi="Arial" w:cs="Arial"/>
-                <w:b/>
-                <w:bCs/>
-                <w:sz w:val="20"/>
-                <w:szCs w:val="20"/>
-              </w:rPr>
-              <w:t>N/A</w:t>
-            </w:r>
-          </w:p>
-        </w:tc>
-      </w:tr>
-      <w:tr>
-        <w:trPr>
-          <w:trHeight w:hRule="exact" w:val="384"/>
-          <w:tblCellSpacing w:w="20" w:type="dxa"/>
-        </w:trPr>
-        <w:tc>
-          <w:tcPr>
-            <w:tcW w:w="1355" w:type="dxa"/>
-          </w:tcPr>
-          <w:p>
-            <w:pPr>
-              <w:pStyle w:val="TableParagraph"/>
-              <w:spacing w:before="70"/>
-              <w:jc w:val="center"/>
-              <w:rPr>
-                <w:rFonts w:ascii="Arial"/>
-                <w:b/>
-                <w:bCs/>
-                <w:spacing w:val="-1"/>
-                <w:sz w:val="20"/>
-              </w:rPr>
-            </w:pPr>
-          </w:p>
-        </w:tc>
-        <w:tc>
-          <w:tcPr>
-            <w:tcW w:w="1346" w:type="dxa"/>
-          </w:tcPr>
-          <w:p>
-            <w:pPr>
-              <w:pStyle w:val="TableParagraph"/>
-              <w:spacing w:before="70"/>
-              <w:jc w:val="center"/>
-              <w:rPr>
-                <w:rFonts w:ascii="Arial"/>
-                <w:b/>
-                <w:bCs/>
-                <w:sz w:val="20"/>
-              </w:rPr>
-            </w:pPr>
-            <w:r>
-              <w:rPr>
-                <w:rFonts w:ascii="Arial"/>
-                <w:b/>
-                <w:bCs/>
-                <w:sz w:val="20"/>
-              </w:rPr>
-              <w:t>S0/1/1</w:t>
-            </w:r>
-          </w:p>
-        </w:tc>
-        <w:tc>
-          <w:tcPr>
-            <w:tcW w:w="3251" w:type="dxa"/>
-            <w:shd w:val="clear" w:color="auto" w:fill="F2F2F2" w:themeFill="background1" w:themeFillShade="F2"/>
-          </w:tcPr>
-          <w:p>
-            <w:pPr>
-              <w:pStyle w:val="TableParagraph"/>
-              <w:spacing w:before="70"/>
-              <w:jc w:val="center"/>
-              <w:rPr>
-                <w:rFonts w:ascii="Arial" w:eastAsia="Arial" w:hAnsi="Arial" w:cs="Arial"/>
-                <w:b/>
-                <w:bCs/>
-                <w:color w:val="000000" w:themeColor="text1"/>
-                <w:sz w:val="20"/>
-                <w:szCs w:val="20"/>
-              </w:rPr>
-            </w:pPr>
-            <w:r>
-              <w:rPr>
-                <w:rFonts w:ascii="Arial" w:eastAsia="Arial" w:hAnsi="Arial" w:cs="Arial"/>
-                <w:b/>
-                <w:bCs/>
-                <w:color w:val="000000" w:themeColor="text1"/>
-                <w:sz w:val="20"/>
-                <w:szCs w:val="20"/>
-              </w:rPr>
-              <w:t>10.1.1.</w:t>
-            </w:r>
-            <w:r>
-              <w:rPr>
-                <w:rFonts w:ascii="Arial" w:eastAsia="Arial" w:hAnsi="Arial" w:cs="Arial"/>
-                <w:b/>
-                <w:bCs/>
-                <w:color w:val="000000" w:themeColor="text1"/>
-                <w:sz w:val="20"/>
-                <w:szCs w:val="20"/>
-              </w:rPr>
-              <w:t>6</w:t>
-            </w:r>
-          </w:p>
-        </w:tc>
-        <w:tc>
-          <w:tcPr>
-            <w:tcW w:w="2228" w:type="dxa"/>
-            <w:shd w:val="clear" w:color="auto" w:fill="F2F2F2" w:themeFill="background1" w:themeFillShade="F2"/>
-          </w:tcPr>
-          <w:p>
-            <w:pPr>
-              <w:pStyle w:val="TableParagraph"/>
-              <w:spacing w:before="70"/>
-              <w:jc w:val="center"/>
-              <w:rPr>
-                <w:rFonts w:ascii="Arial" w:eastAsia="Arial" w:hAnsi="Arial" w:cs="Arial"/>
-                <w:b/>
-                <w:bCs/>
-                <w:color w:val="000000" w:themeColor="text1"/>
-                <w:sz w:val="20"/>
-                <w:szCs w:val="20"/>
-              </w:rPr>
-            </w:pPr>
-            <w:r>
-              <w:rPr>
-                <w:rFonts w:ascii="Arial" w:eastAsia="Arial" w:hAnsi="Arial" w:cs="Arial"/>
-                <w:b/>
-                <w:bCs/>
-                <w:color w:val="000000" w:themeColor="text1"/>
-                <w:sz w:val="20"/>
-                <w:szCs w:val="20"/>
-              </w:rPr>
-              <w:t>255.255.255.252</w:t>
-            </w:r>
-          </w:p>
-        </w:tc>
-        <w:tc>
-          <w:tcPr>
-            <w:tcW w:w="1783" w:type="dxa"/>
-            <w:shd w:val="clear" w:color="auto" w:fill="F2F2F2" w:themeFill="background1" w:themeFillShade="F2"/>
-          </w:tcPr>
-          <w:p>
-            <w:pPr>
-              <w:pStyle w:val="TableParagraph"/>
-              <w:spacing w:before="70"/>
-              <w:jc w:val="center"/>
-              <w:rPr>
-                <w:rFonts w:ascii="Arial" w:eastAsia="Arial" w:hAnsi="Arial" w:cs="Arial"/>
-                <w:b/>
-                <w:bCs/>
-                <w:sz w:val="20"/>
-                <w:szCs w:val="20"/>
-              </w:rPr>
-            </w:pPr>
-            <w:r>
-              <w:rPr>
-                <w:rFonts w:ascii="Arial" w:eastAsia="Arial" w:hAnsi="Arial" w:cs="Arial"/>
-                <w:b/>
-                <w:bCs/>
-                <w:sz w:val="20"/>
-                <w:szCs w:val="20"/>
-              </w:rPr>
-              <w:t>N/A</w:t>
-            </w:r>
-          </w:p>
-        </w:tc>
-      </w:tr>
-      <w:tr>
-        <w:trPr>
-          <w:trHeight w:hRule="exact" w:val="384"/>
-          <w:tblCellSpacing w:w="20" w:type="dxa"/>
-        </w:trPr>
-        <w:tc>
-          <w:tcPr>
-            <w:tcW w:w="1355" w:type="dxa"/>
-          </w:tcPr>
-          <w:p>
-            <w:pPr>
-              <w:pStyle w:val="TableParagraph"/>
-              <w:spacing w:before="70"/>
-              <w:jc w:val="center"/>
-              <w:rPr>
-                <w:rFonts w:ascii="Arial"/>
-                <w:b/>
-                <w:bCs/>
-                <w:spacing w:val="-1"/>
-                <w:sz w:val="20"/>
-              </w:rPr>
-            </w:pPr>
-          </w:p>
-        </w:tc>
-        <w:tc>
-          <w:tcPr>
-            <w:tcW w:w="1346" w:type="dxa"/>
-          </w:tcPr>
-          <w:p>
-            <w:pPr>
-              <w:pStyle w:val="TableParagraph"/>
-              <w:spacing w:before="70"/>
-              <w:jc w:val="center"/>
-              <w:rPr>
-                <w:rFonts w:ascii="Arial"/>
-                <w:b/>
-                <w:bCs/>
-                <w:sz w:val="20"/>
-              </w:rPr>
-            </w:pPr>
-            <w:r>
-              <w:rPr>
-                <w:rFonts w:ascii="Arial"/>
-                <w:b/>
-                <w:bCs/>
-                <w:sz w:val="20"/>
-              </w:rPr>
-              <w:t>G0</w:t>
-            </w:r>
-            <w:r>
-              <w:rPr>
-                <w:rFonts w:ascii="Arial"/>
-                <w:b/>
-                <w:bCs/>
-                <w:sz w:val="20"/>
-              </w:rPr>
-              <w:t>/0</w:t>
-            </w:r>
-            <w:r>
-              <w:rPr>
-                <w:rFonts w:ascii="Arial"/>
-                <w:b/>
-                <w:bCs/>
-                <w:sz w:val="20"/>
-              </w:rPr>
-              <w:t>/0</w:t>
-            </w:r>
-          </w:p>
-        </w:tc>
-        <w:tc>
-          <w:tcPr>
-            <w:tcW w:w="3251" w:type="dxa"/>
-          </w:tcPr>
-          <w:p>
-            <w:pPr>
-              <w:pStyle w:val="TableParagraph"/>
-              <w:spacing w:before="70"/>
-              <w:jc w:val="center"/>
-              <w:rPr>
-                <w:rFonts w:ascii="Arial"/>
-                <w:b/>
-                <w:bCs/>
-                <w:color w:val="FF0000"/>
-                <w:spacing w:val="-1"/>
-                <w:sz w:val="20"/>
-              </w:rPr>
-            </w:pPr>
-          </w:p>
-        </w:tc>
-        <w:tc>
-          <w:tcPr>
-            <w:tcW w:w="2228" w:type="dxa"/>
-          </w:tcPr>
-          <w:p>
-            <w:pPr>
-              <w:pStyle w:val="TableParagraph"/>
-              <w:spacing w:before="70"/>
-              <w:jc w:val="center"/>
-              <w:rPr>
-                <w:rFonts w:ascii="Arial" w:eastAsia="Arial" w:hAnsi="Arial" w:cs="Arial"/>
-                <w:b/>
-                <w:bCs/>
-                <w:color w:val="FF0000"/>
-                <w:sz w:val="20"/>
-                <w:szCs w:val="20"/>
-              </w:rPr>
-            </w:pPr>
-          </w:p>
-        </w:tc>
-        <w:tc>
-          <w:tcPr>
-            <w:tcW w:w="1783" w:type="dxa"/>
-            <w:shd w:val="clear" w:color="auto" w:fill="F2F2F2" w:themeFill="background1" w:themeFillShade="F2"/>
-          </w:tcPr>
-          <w:p>
-            <w:pPr>
-              <w:pStyle w:val="TableParagraph"/>
-              <w:spacing w:before="70"/>
-              <w:jc w:val="center"/>
-              <w:rPr>
-                <w:rFonts w:ascii="Arial" w:eastAsia="Arial" w:hAnsi="Arial" w:cs="Arial"/>
-                <w:b/>
-                <w:bCs/>
-                <w:sz w:val="20"/>
-                <w:szCs w:val="20"/>
-              </w:rPr>
-            </w:pPr>
-            <w:r>
-              <w:rPr>
-                <w:rFonts w:ascii="Arial" w:eastAsia="Arial" w:hAnsi="Arial" w:cs="Arial"/>
-                <w:b/>
-                <w:bCs/>
-                <w:sz w:val="20"/>
-                <w:szCs w:val="20"/>
-              </w:rPr>
-              <w:t>N/A</w:t>
-            </w:r>
-          </w:p>
-        </w:tc>
-      </w:tr>
-      <w:tr>
-        <w:trPr>
-          <w:trHeight w:hRule="exact" w:val="384"/>
-          <w:tblCellSpacing w:w="20" w:type="dxa"/>
-        </w:trPr>
-        <w:tc>
-          <w:tcPr>
-            <w:tcW w:w="1355" w:type="dxa"/>
-          </w:tcPr>
-          <w:p>
-            <w:pPr>
-              <w:pStyle w:val="TableParagraph"/>
-              <w:spacing w:before="70"/>
-              <w:jc w:val="center"/>
-              <w:rPr>
                 <w:rFonts w:ascii="Arial"/>
                 <w:b/>
                 <w:bCs/>
@@ -4170,7 +4127,7 @@
     </w:p>
     <w:p>
       <w:pPr>
-        <w:pStyle w:val="ListParagraph"/>
+        <w:pStyle w:val="Prrafodelista"/>
         <w:numPr>
           <w:ilvl w:val="0"/>
           <w:numId w:val="20"/>
@@ -4307,7 +4264,7 @@
     </w:p>
     <w:p>
       <w:pPr>
-        <w:pStyle w:val="ListParagraph"/>
+        <w:pStyle w:val="Prrafodelista"/>
         <w:numPr>
           <w:ilvl w:val="0"/>
           <w:numId w:val="18"/>
@@ -4562,7 +4519,7 @@
     </w:p>
     <w:p>
       <w:pPr>
-        <w:pStyle w:val="ListParagraph"/>
+        <w:pStyle w:val="Prrafodelista"/>
         <w:numPr>
           <w:ilvl w:val="0"/>
           <w:numId w:val="26"/>
@@ -4621,7 +4578,7 @@
     </w:p>
     <w:p>
       <w:pPr>
-        <w:pStyle w:val="ListParagraph"/>
+        <w:pStyle w:val="Prrafodelista"/>
         <w:numPr>
           <w:ilvl w:val="0"/>
           <w:numId w:val="26"/>
@@ -4722,7 +4679,7 @@
     </w:p>
     <w:p>
       <w:pPr>
-        <w:pStyle w:val="ListParagraph"/>
+        <w:pStyle w:val="Prrafodelista"/>
         <w:numPr>
           <w:ilvl w:val="0"/>
           <w:numId w:val="22"/>
@@ -4746,7 +4703,7 @@
     </w:p>
     <w:p>
       <w:pPr>
-        <w:pStyle w:val="ListParagraph"/>
+        <w:pStyle w:val="Prrafodelista"/>
         <w:numPr>
           <w:ilvl w:val="0"/>
           <w:numId w:val="22"/>
@@ -4955,7 +4912,7 @@
     </w:p>
     <w:p>
       <w:pPr>
-        <w:pStyle w:val="ListParagraph"/>
+        <w:pStyle w:val="Prrafodelista"/>
         <w:numPr>
           <w:ilvl w:val="0"/>
           <w:numId w:val="24"/>
@@ -4995,7 +4952,7 @@
     </w:p>
     <w:p>
       <w:pPr>
-        <w:pStyle w:val="ListParagraph"/>
+        <w:pStyle w:val="Prrafodelista"/>
         <w:numPr>
           <w:ilvl w:val="0"/>
           <w:numId w:val="24"/>
@@ -5045,7 +5002,7 @@
     </w:p>
     <w:p>
       <w:pPr>
-        <w:pStyle w:val="ListParagraph"/>
+        <w:pStyle w:val="Prrafodelista"/>
         <w:numPr>
           <w:ilvl w:val="0"/>
           <w:numId w:val="24"/>
@@ -5262,7 +5219,7 @@
     </w:p>
     <w:p>
       <w:pPr>
-        <w:pStyle w:val="ListParagraph"/>
+        <w:pStyle w:val="Prrafodelista"/>
         <w:numPr>
           <w:ilvl w:val="0"/>
           <w:numId w:val="25"/>
@@ -5312,7 +5269,7 @@
     </w:p>
     <w:p>
       <w:pPr>
-        <w:pStyle w:val="ListParagraph"/>
+        <w:pStyle w:val="Prrafodelista"/>
         <w:numPr>
           <w:ilvl w:val="0"/>
           <w:numId w:val="25"/>
@@ -5507,7 +5464,7 @@
     </w:p>
     <w:p>
       <w:pPr>
-        <w:pStyle w:val="ListParagraph"/>
+        <w:pStyle w:val="Prrafodelista"/>
         <w:numPr>
           <w:ilvl w:val="0"/>
           <w:numId w:val="27"/>
@@ -5557,7 +5514,7 @@
     </w:p>
     <w:p>
       <w:pPr>
-        <w:pStyle w:val="ListParagraph"/>
+        <w:pStyle w:val="Prrafodelista"/>
         <w:numPr>
           <w:ilvl w:val="0"/>
           <w:numId w:val="27"/>
@@ -5755,7 +5712,7 @@
     </w:p>
     <w:p>
       <w:pPr>
-        <w:pStyle w:val="ListParagraph"/>
+        <w:pStyle w:val="Prrafodelista"/>
         <w:numPr>
           <w:ilvl w:val="0"/>
           <w:numId w:val="19"/>
@@ -5811,7 +5768,7 @@
     </w:p>
     <w:p>
       <w:pPr>
-        <w:pStyle w:val="ListParagraph"/>
+        <w:pStyle w:val="Prrafodelista"/>
         <w:numPr>
           <w:ilvl w:val="0"/>
           <w:numId w:val="19"/>
@@ -5943,7 +5900,7 @@
 </file>
 
 <file path=word/numbering.xml><?xml version="1.0" encoding="utf-8"?>
-<w:numbering xmlns:wpc="http://schemas.microsoft.com/office/word/2010/wordprocessingCanvas" xmlns:cx="http://schemas.microsoft.com/office/drawing/2014/chartex" xmlns:cx1="http://schemas.microsoft.com/office/drawing/2015/9/8/chartex" xmlns:cx2="http://schemas.microsoft.com/office/drawing/2015/10/21/chartex" xmlns:cx3="http://schemas.microsoft.com/office/drawing/2016/5/9/chartex" xmlns:cx4="http://schemas.microsoft.com/office/drawing/2016/5/10/chartex" xmlns:cx5="http://schemas.microsoft.com/office/drawing/2016/5/11/chartex" xmlns:cx6="http://schemas.microsoft.com/office/drawing/2016/5/12/chartex" xmlns:cx7="http://schemas.microsoft.com/office/drawing/2016/5/13/chartex" xmlns:cx8="http://schemas.microsoft.com/office/drawing/2016/5/14/chartex" xmlns:mc="http://schemas.openxmlformats.org/markup-compatibility/2006" xmlns:aink="http://schemas.microsoft.com/office/drawing/2016/ink" xmlns:am3d="http://schemas.microsoft.com/office/drawing/2017/model3d" xmlns:o="urn:schemas-microsoft-com:office:office" xmlns:oel="http://schemas.microsoft.com/office/2019/extlst" xmlns:r="http://schemas.openxmlformats.org/officeDocument/2006/relationships" xmlns:m="http://schemas.openxmlformats.org/officeDocument/2006/math" xmlns:v="urn:schemas-microsoft-com:vml" xmlns:wp14="http://schemas.microsoft.com/office/word/2010/wordprocessingDrawing" xmlns:wp="http://schemas.openxmlformats.org/drawingml/2006/wordprocessingDrawing" xmlns:w10="urn:schemas-microsoft-com:office:word" xmlns:w="http://schemas.openxmlformats.org/wordprocessingml/2006/main" xmlns:w14="http://schemas.microsoft.com/office/word/2010/wordml" xmlns:w15="http://schemas.microsoft.com/office/word/2012/wordml" xmlns:w16cex="http://schemas.microsoft.com/office/word/2018/wordml/cex" xmlns:w16cid="http://schemas.microsoft.com/office/word/2016/wordml/cid" xmlns:w16="http://schemas.microsoft.com/office/word/2018/wordml" xmlns:w16du="http://schemas.microsoft.com/office/word/2023/wordml/word16du" xmlns:w16sdtdh="http://schemas.microsoft.com/office/word/2020/wordml/sdtdatahash" xmlns:w16sdtfl="http://schemas.microsoft.com/office/word/2024/wordml/sdtformatlock" xmlns:w16se="http://schemas.microsoft.com/office/word/2015/wordml/symex" xmlns:wpg="http://schemas.microsoft.com/office/word/2010/wordprocessingGroup" xmlns:wpi="http://schemas.microsoft.com/office/word/2010/wordprocessingInk" xmlns:wne="http://schemas.microsoft.com/office/word/2006/wordml" xmlns:wps="http://schemas.microsoft.com/office/word/2010/wordprocessingShape" mc:Ignorable="w14 w15 w16se w16cid w16 w16cex w16sdtdh w16sdtfl w16du wp14">
+<w:numbering xmlns:wpc="http://schemas.microsoft.com/office/word/2010/wordprocessingCanvas" xmlns:cx="http://schemas.microsoft.com/office/drawing/2014/chartex" xmlns:cx1="http://schemas.microsoft.com/office/drawing/2015/9/8/chartex" xmlns:cx2="http://schemas.microsoft.com/office/drawing/2015/10/21/chartex" xmlns:cx3="http://schemas.microsoft.com/office/drawing/2016/5/9/chartex" xmlns:cx4="http://schemas.microsoft.com/office/drawing/2016/5/10/chartex" xmlns:cx5="http://schemas.microsoft.com/office/drawing/2016/5/11/chartex" xmlns:cx6="http://schemas.microsoft.com/office/drawing/2016/5/12/chartex" xmlns:cx7="http://schemas.microsoft.com/office/drawing/2016/5/13/chartex" xmlns:cx8="http://schemas.microsoft.com/office/drawing/2016/5/14/chartex" xmlns:mc="http://schemas.openxmlformats.org/markup-compatibility/2006" xmlns:aink="http://schemas.microsoft.com/office/drawing/2016/ink" xmlns:am3d="http://schemas.microsoft.com/office/drawing/2017/model3d" xmlns:o="urn:schemas-microsoft-com:office:office" xmlns:oel="http://schemas.microsoft.com/office/2019/extlst" xmlns:r="http://schemas.openxmlformats.org/officeDocument/2006/relationships" xmlns:m="http://schemas.openxmlformats.org/officeDocument/2006/math" xmlns:v="urn:schemas-microsoft-com:vml" xmlns:wp14="http://schemas.microsoft.com/office/word/2010/wordprocessingDrawing" xmlns:wp="http://schemas.openxmlformats.org/drawingml/2006/wordprocessingDrawing" xmlns:w10="urn:schemas-microsoft-com:office:word" xmlns:w="http://schemas.openxmlformats.org/wordprocessingml/2006/main" xmlns:w14="http://schemas.microsoft.com/office/word/2010/wordml" xmlns:w15="http://schemas.microsoft.com/office/word/2012/wordml" xmlns:w16cei="http://schemas.microsoft.com/office/word/2026/wordml/cei" xmlns:w16cex="http://schemas.microsoft.com/office/word/2018/wordml/cex" xmlns:w16cid="http://schemas.microsoft.com/office/word/2016/wordml/cid" xmlns:w16="http://schemas.microsoft.com/office/word/2018/wordml" xmlns:w16du="http://schemas.microsoft.com/office/word/2023/wordml/word16du" xmlns:w16sdtdh="http://schemas.microsoft.com/office/word/2020/wordml/sdtdatahash" xmlns:w16sdtfl="http://schemas.microsoft.com/office/word/2024/wordml/sdtformatlock" xmlns:w16se="http://schemas.microsoft.com/office/word/2015/wordml/symex" xmlns:wpg="http://schemas.microsoft.com/office/word/2010/wordprocessingGroup" xmlns:wpi="http://schemas.microsoft.com/office/word/2010/wordprocessingInk" xmlns:wne="http://schemas.microsoft.com/office/word/2006/wordml" xmlns:wps="http://schemas.microsoft.com/office/word/2010/wordprocessingShape" mc:Ignorable="w14 w15 w16se w16cid w16 w16cex w16sdtdh w16sdtfl w16du wp14">
   <w:abstractNum w:abstractNumId="0" w15:restartNumberingAfterBreak="0">
     <w:nsid w:val="031D1906"/>
     <w:multiLevelType w:val="hybridMultilevel"/>
@@ -8938,7 +8895,7 @@
       <w:lang w:val="es-ES" w:eastAsia="es-ES"/>
     </w:rPr>
   </w:style>
-  <w:style w:type="paragraph" w:styleId="Heading1">
+  <w:style w:type="paragraph" w:styleId="Ttulo1">
     <w:name w:val="heading 1"/>
     <w:basedOn w:val="Normal"/>
     <w:next w:val="Normal"/>
@@ -8954,11 +8911,11 @@
       <w:sz w:val="24"/>
     </w:rPr>
   </w:style>
-  <w:style w:type="paragraph" w:styleId="Heading4">
+  <w:style w:type="paragraph" w:styleId="Ttulo4">
     <w:name w:val="heading 4"/>
     <w:basedOn w:val="Normal"/>
     <w:next w:val="Normal"/>
-    <w:link w:val="Heading4Char"/>
+    <w:link w:val="Ttulo4Car"/>
     <w:uiPriority w:val="9"/>
     <w:unhideWhenUsed/>
     <w:qFormat/>
@@ -8976,13 +8933,13 @@
       <w:color w:val="2E74B5" w:themeColor="accent1" w:themeShade="BF"/>
     </w:rPr>
   </w:style>
-  <w:style w:type="character" w:default="1" w:styleId="DefaultParagraphFont">
+  <w:style w:type="character" w:default="1" w:styleId="Fuentedeprrafopredeter">
     <w:name w:val="Default Paragraph Font"/>
     <w:uiPriority w:val="1"/>
     <w:semiHidden/>
     <w:unhideWhenUsed/>
   </w:style>
-  <w:style w:type="table" w:default="1" w:styleId="TableNormal">
+  <w:style w:type="table" w:default="1" w:styleId="Tablanormal">
     <w:name w:val="Normal Table"/>
     <w:uiPriority w:val="99"/>
     <w:semiHidden/>
@@ -8997,37 +8954,37 @@
       </w:tblCellMar>
     </w:tblPr>
   </w:style>
-  <w:style w:type="numbering" w:default="1" w:styleId="NoList">
+  <w:style w:type="numbering" w:default="1" w:styleId="Sinlista">
     <w:name w:val="No List"/>
     <w:uiPriority w:val="99"/>
     <w:semiHidden/>
     <w:unhideWhenUsed/>
   </w:style>
-  <w:style w:type="character" w:styleId="Hyperlink">
+  <w:style w:type="character" w:styleId="Hipervnculo">
     <w:name w:val="Hyperlink"/>
     <w:rPr>
       <w:color w:val="0000FF"/>
       <w:u w:val="single"/>
     </w:rPr>
   </w:style>
-  <w:style w:type="paragraph" w:styleId="BodyText">
+  <w:style w:type="paragraph" w:styleId="Textoindependiente">
     <w:name w:val="Body Text"/>
     <w:basedOn w:val="Normal"/>
     <w:rPr>
       <w:color w:val="0000FF"/>
     </w:rPr>
   </w:style>
-  <w:style w:type="character" w:styleId="FollowedHyperlink">
+  <w:style w:type="character" w:styleId="Hipervnculovisitado">
     <w:name w:val="FollowedHyperlink"/>
     <w:rPr>
       <w:color w:val="800080"/>
       <w:u w:val="single"/>
     </w:rPr>
   </w:style>
-  <w:style w:type="paragraph" w:styleId="BalloonText">
+  <w:style w:type="paragraph" w:styleId="Textodeglobo">
     <w:name w:val="Balloon Text"/>
     <w:basedOn w:val="Normal"/>
-    <w:link w:val="BalloonTextChar"/>
+    <w:link w:val="TextodegloboCar"/>
     <w:uiPriority w:val="99"/>
     <w:semiHidden/>
     <w:unhideWhenUsed/>
@@ -9038,9 +8995,9 @@
       <w:szCs w:val="16"/>
     </w:rPr>
   </w:style>
-  <w:style w:type="character" w:customStyle="1" w:styleId="BalloonTextChar">
-    <w:name w:val="Balloon Text Char"/>
-    <w:link w:val="BalloonText"/>
+  <w:style w:type="character" w:customStyle="1" w:styleId="TextodegloboCar">
+    <w:name w:val="Texto de globo Car"/>
+    <w:link w:val="Textodeglobo"/>
     <w:uiPriority w:val="99"/>
     <w:semiHidden/>
     <w:rsid w:val="00D079ED"/>
@@ -9051,10 +9008,10 @@
       <w:lang w:val="es-ES" w:eastAsia="es-ES"/>
     </w:rPr>
   </w:style>
-  <w:style w:type="character" w:customStyle="1" w:styleId="Heading4Char">
-    <w:name w:val="Heading 4 Char"/>
-    <w:basedOn w:val="DefaultParagraphFont"/>
-    <w:link w:val="Heading4"/>
+  <w:style w:type="character" w:customStyle="1" w:styleId="Ttulo4Car">
+    <w:name w:val="Título 4 Car"/>
+    <w:basedOn w:val="Fuentedeprrafopredeter"/>
+    <w:link w:val="Ttulo4"/>
     <w:uiPriority w:val="9"/>
     <w:rsid w:val="00CA2AB1"/>
     <w:rPr>
@@ -9065,9 +9022,9 @@
       <w:lang w:val="es-ES" w:eastAsia="es-ES"/>
     </w:rPr>
   </w:style>
-  <w:style w:type="table" w:styleId="TableGrid">
+  <w:style w:type="table" w:styleId="Tablaconcuadrcula">
     <w:name w:val="Table Grid"/>
-    <w:basedOn w:val="TableNormal"/>
+    <w:basedOn w:val="Tablanormal"/>
     <w:uiPriority w:val="39"/>
     <w:rsid w:val="00E03363"/>
     <w:rPr>
@@ -9142,7 +9099,7 @@
       <w:lang w:val="en-US" w:eastAsia="en-US"/>
     </w:rPr>
   </w:style>
-  <w:style w:type="paragraph" w:styleId="ListParagraph">
+  <w:style w:type="paragraph" w:styleId="Prrafodelista">
     <w:name w:val="List Paragraph"/>
     <w:basedOn w:val="Normal"/>
     <w:uiPriority w:val="34"/>
@@ -9156,7 +9113,7 @@
   <w:style w:type="paragraph" w:customStyle="1" w:styleId="Task">
     <w:name w:val="Task"/>
     <w:basedOn w:val="Normal"/>
-    <w:next w:val="BodyText"/>
+    <w:next w:val="Textoindependiente"/>
     <w:rsid w:val="00244F6E"/>
     <w:pPr>
       <w:keepNext/>
@@ -9186,9 +9143,9 @@
       <w:lang w:val="en-US" w:eastAsia="en-US"/>
     </w:rPr>
   </w:style>
-  <w:style w:type="character" w:styleId="Strong">
+  <w:style w:type="character" w:styleId="Fuerte">
     <w:name w:val="Strong"/>
-    <w:basedOn w:val="DefaultParagraphFont"/>
+    <w:basedOn w:val="Fuentedeprrafopredeter"/>
     <w:uiPriority w:val="22"/>
     <w:qFormat/>
     <w:rsid w:val="00233174"/>
@@ -9214,7 +9171,7 @@
   </w:style>
   <w:style w:type="character" w:customStyle="1" w:styleId="instructurefileholder">
     <w:name w:val="instructure_file_holder"/>
-    <w:basedOn w:val="DefaultParagraphFont"/>
+    <w:basedOn w:val="Fuentedeprrafopredeter"/>
     <w:rsid w:val="00233174"/>
   </w:style>
   <w:style w:type="table" w:customStyle="1" w:styleId="TableNormal1">

--- a/CalendarioAgo26/Ejercicios/E2_RuteoEstatico/v1/Ejercicio2_RuteoEstatico.docx
+++ b/CalendarioAgo26/Ejercicios/E2_RuteoEstatico/v1/Ejercicio2_RuteoEstatico.docx
@@ -5886,7 +5886,7 @@
           <w:sz w:val="24"/>
           <w:szCs w:val="24"/>
         </w:rPr>
-        <w:t>Revisar tablas de ruteo y conectividad.</w:t>
+        <w:t>Revisar tablas de ruteo y conectividad</w:t>
       </w:r>
     </w:p>
     <w:sectPr>
